--- a/11. Solveurs linéaires/9. DOCUMENTATIONS/Francais/Cours/Traduction d'un bon manuel de www.ufrgs.br.docx
+++ b/11. Solveurs linéaires/9. DOCUMENTATIONS/Francais/Cours/Traduction d'un bon manuel de www.ufrgs.br.docx
@@ -689,19 +689,7 @@
         <w:rPr>
           <w:rStyle w:val="jlqj4b"/>
         </w:rPr>
-        <w:t>G</w:t>
-      </w:r>
-      <w:r>
-        <w:rPr>
-          <w:rStyle w:val="jlqj4b"/>
-        </w:rPr>
-        <w:t>i</w:t>
-      </w:r>
-      <w:r>
-        <w:rPr>
-          <w:rStyle w:val="jlqj4b"/>
-        </w:rPr>
-        <w:t>apetto</w:t>
+        <w:t>Giapetto</w:t>
       </w:r>
       <w:proofErr w:type="spellEnd"/>
       <w:r>
@@ -755,13 +743,7 @@
         <w:rPr>
           <w:rStyle w:val="jlqj4b"/>
         </w:rPr>
-        <w:t xml:space="preserve">linéaire </w:t>
-      </w:r>
-      <w:r>
-        <w:rPr>
-          <w:rStyle w:val="jlqj4b"/>
-        </w:rPr>
-        <w:t>.</w:t>
+        <w:t>linéaire .</w:t>
       </w:r>
       <w:proofErr w:type="gramEnd"/>
     </w:p>
@@ -880,13 +862,7 @@
         <w:rPr>
           <w:rStyle w:val="jlqj4b"/>
         </w:rPr>
-        <w:t>Dans cet esprit, nous définissons x1 nombre de soldats produits chaque semaine x2 nombre de trains produits chaque semaine</w:t>
-      </w:r>
-      <w:r>
-        <w:rPr>
-          <w:rStyle w:val="jlqj4b"/>
-        </w:rPr>
-        <w:t> :</w:t>
+        <w:t>Dans cet esprit, nous définissons x1 nombre de soldats produits chaque semaine x2 nombre de trains produits chaque semaine :</w:t>
       </w:r>
     </w:p>
     <w:p>
@@ -917,19 +893,7 @@
         <w:rPr>
           <w:rStyle w:val="jlqj4b"/>
         </w:rPr>
-        <w:t xml:space="preserve">1 </w:t>
-      </w:r>
-      <w:r>
-        <w:rPr>
-          <w:rStyle w:val="jlqj4b"/>
-        </w:rPr>
-        <w:t xml:space="preserve">= </w:t>
-      </w:r>
-      <w:r>
-        <w:rPr>
-          <w:rStyle w:val="jlqj4b"/>
-        </w:rPr>
-        <w:t>nombre de soldats produits chaque semaine</w:t>
+        <w:t>1 = nombre de soldats produits chaque semaine</w:t>
       </w:r>
     </w:p>
     <w:p>
@@ -960,19 +924,7 @@
         <w:rPr>
           <w:rStyle w:val="jlqj4b"/>
         </w:rPr>
-        <w:t>2</w:t>
-      </w:r>
-      <w:r>
-        <w:rPr>
-          <w:rStyle w:val="jlqj4b"/>
-        </w:rPr>
-        <w:t xml:space="preserve"> = </w:t>
-      </w:r>
-      <w:r>
-        <w:rPr>
-          <w:rStyle w:val="jlqj4b"/>
-        </w:rPr>
-        <w:t xml:space="preserve"> nombre de trains produits chaque semaine</w:t>
+        <w:t>2 =  nombre de trains produits chaque semaine</w:t>
       </w:r>
     </w:p>
     <w:p>
@@ -1079,31 +1031,7 @@
         <w:rPr>
           <w:rStyle w:val="jlqj4b"/>
         </w:rPr>
-        <w:t>La fonction à maximiser ou minimiser est appelée</w:t>
-      </w:r>
-      <w:r>
-        <w:rPr>
-          <w:rStyle w:val="jlqj4b"/>
-        </w:rPr>
-        <w:t xml:space="preserve"> « la</w:t>
-      </w:r>
-      <w:r>
-        <w:rPr>
-          <w:rStyle w:val="jlqj4b"/>
-        </w:rPr>
-        <w:t xml:space="preserve"> fonction objectif</w:t>
-      </w:r>
-      <w:r>
-        <w:rPr>
-          <w:rStyle w:val="jlqj4b"/>
-        </w:rPr>
-        <w:t> »</w:t>
-      </w:r>
-      <w:r>
-        <w:rPr>
-          <w:rStyle w:val="jlqj4b"/>
-        </w:rPr>
-        <w:t xml:space="preserve">. </w:t>
+        <w:t xml:space="preserve">La fonction à maximiser ou minimiser est appelée « la fonction objectif ». </w:t>
       </w:r>
     </w:p>
     <w:p>
@@ -1199,43 +1127,7 @@
         <w:rPr>
           <w:rStyle w:val="jlqj4b"/>
         </w:rPr>
-        <w:t xml:space="preserve"> hebdomadaires)</w:t>
-      </w:r>
-      <w:r>
-        <w:rPr>
-          <w:rStyle w:val="jlqj4b"/>
-        </w:rPr>
-        <w:t xml:space="preserve"> -</w:t>
-      </w:r>
-      <w:r>
-        <w:rPr>
-          <w:rStyle w:val="jlqj4b"/>
-        </w:rPr>
-        <w:t xml:space="preserve"> (coûts d’achat de matières premières</w:t>
-      </w:r>
-      <w:r>
-        <w:rPr>
-          <w:rStyle w:val="jlqj4b"/>
-        </w:rPr>
-        <w:t xml:space="preserve"> </w:t>
-      </w:r>
-      <w:r>
-        <w:rPr>
-          <w:rStyle w:val="jlqj4b"/>
-        </w:rPr>
-        <w:t>)</w:t>
-      </w:r>
-      <w:r>
-        <w:rPr>
-          <w:rStyle w:val="jlqj4b"/>
-        </w:rPr>
-        <w:t xml:space="preserve"> -</w:t>
-      </w:r>
-      <w:r>
-        <w:rPr>
-          <w:rStyle w:val="jlqj4b"/>
-        </w:rPr>
-        <w:t xml:space="preserve"> (autres coûts variables). </w:t>
+        <w:t xml:space="preserve"> hebdomadaires) - (coûts d’achat de matières premières ) - (autres coûts variables). </w:t>
       </w:r>
     </w:p>
     <w:p>
@@ -1334,26 +1226,14 @@
         <w:rPr>
           <w:rStyle w:val="jlqj4b"/>
         </w:rPr>
-        <w:t>Revenus hebdomadaires</w:t>
-      </w:r>
-      <w:r>
-        <w:rPr>
-          <w:rStyle w:val="jlqj4b"/>
-        </w:rPr>
-        <w:t xml:space="preserve"> </w:t>
+        <w:t xml:space="preserve">Revenus hebdomadaires </w:t>
       </w:r>
       <w:proofErr w:type="gramStart"/>
       <w:r>
         <w:rPr>
           <w:rStyle w:val="jlqj4b"/>
         </w:rPr>
-        <w:t xml:space="preserve">= </w:t>
-      </w:r>
-      <w:r>
-        <w:rPr>
-          <w:rStyle w:val="jlqj4b"/>
-        </w:rPr>
-        <w:t xml:space="preserve"> Revenus</w:t>
+        <w:t>=  Revenus</w:t>
       </w:r>
       <w:proofErr w:type="gramEnd"/>
       <w:r>
@@ -1447,19 +1327,7 @@
         <w:rPr>
           <w:rStyle w:val="jlqj4b"/>
         </w:rPr>
-        <w:t xml:space="preserve">10x1 </w:t>
-      </w:r>
-      <w:r>
-        <w:rPr>
-          <w:rStyle w:val="jlqj4b"/>
-        </w:rPr>
-        <w:t xml:space="preserve">+ </w:t>
-      </w:r>
-      <w:r>
-        <w:rPr>
-          <w:rStyle w:val="jlqj4b"/>
-        </w:rPr>
-        <w:t xml:space="preserve">9x2 </w:t>
+        <w:t xml:space="preserve">10x1 + 9x2 </w:t>
       </w:r>
     </w:p>
     <w:p>
@@ -1511,19 +1379,7 @@
         <w:rPr>
           <w:rStyle w:val="jlqj4b"/>
         </w:rPr>
-        <w:t xml:space="preserve">14x1 </w:t>
-      </w:r>
-      <w:r>
-        <w:rPr>
-          <w:rStyle w:val="jlqj4b"/>
-        </w:rPr>
-        <w:t xml:space="preserve">+ </w:t>
-      </w:r>
-      <w:r>
-        <w:rPr>
-          <w:rStyle w:val="jlqj4b"/>
-        </w:rPr>
-        <w:t>10x2</w:t>
+        <w:t>14x1 + 10x2</w:t>
       </w:r>
     </w:p>
     <w:p>
@@ -1570,13 +1426,7 @@
         <w:rPr>
           <w:rStyle w:val="jlqj4b"/>
         </w:rPr>
-        <w:t xml:space="preserve"> veut </w:t>
-      </w:r>
-      <w:r>
-        <w:rPr>
-          <w:rStyle w:val="jlqj4b"/>
-        </w:rPr>
-        <w:t>maximiser</w:t>
+        <w:t xml:space="preserve"> veut maximiser</w:t>
       </w:r>
     </w:p>
     <w:p>
@@ -1722,19 +1572,7 @@
         <w:rPr>
           <w:rStyle w:val="jlqj4b"/>
         </w:rPr>
-        <w:t xml:space="preserve"> est de choisir x1 et x2 pour maximiser 3x1 </w:t>
-      </w:r>
-      <w:r>
-        <w:rPr>
-          <w:rStyle w:val="jlqj4b"/>
-        </w:rPr>
-        <w:t xml:space="preserve">+ </w:t>
-      </w:r>
-      <w:r>
-        <w:rPr>
-          <w:rStyle w:val="jlqj4b"/>
-        </w:rPr>
-        <w:t>2x2.</w:t>
+        <w:t xml:space="preserve"> est de choisir x1 et x2 pour maximiser 3x1 + 2x2.</w:t>
       </w:r>
       <w:r>
         <w:rPr>
@@ -1829,102 +1667,304 @@
         <w:rPr>
           <w:rStyle w:val="jlqj4b"/>
         </w:rPr>
-        <w:t>Maximiser z</w:t>
-      </w:r>
-      <w:r>
-        <w:rPr>
-          <w:rStyle w:val="jlqj4b"/>
+        <w:t xml:space="preserve">Maximiser z </w:t>
+      </w:r>
+      <w:r>
+        <w:rPr>
+          <w:rStyle w:val="jlqj4b"/>
+        </w:rPr>
+        <w:t>=</w:t>
+      </w:r>
+      <w:r>
+        <w:rPr>
+          <w:rStyle w:val="jlqj4b"/>
+        </w:rPr>
+        <w:t xml:space="preserve"> 3x1 + 2x2</w:t>
+      </w:r>
+    </w:p>
+    <w:p>
+      <w:pPr>
+        <w:tabs>
+          <w:tab w:val="left" w:pos="1580"/>
+        </w:tabs>
+        <w:rPr>
+          <w:rStyle w:val="jlqj4b"/>
+        </w:rPr>
+      </w:pPr>
+      <w:r>
+        <w:rPr>
+          <w:rStyle w:val="jlqj4b"/>
+        </w:rPr>
+        <w:t>(Dans le futur, nous abrégerons</w:t>
+      </w:r>
+      <w:proofErr w:type="gramStart"/>
+      <w:r>
+        <w:rPr>
+          <w:rStyle w:val="jlqj4b"/>
+        </w:rPr>
+        <w:t xml:space="preserve"> «maximiser</w:t>
+      </w:r>
+      <w:proofErr w:type="gramEnd"/>
+      <w:r>
+        <w:rPr>
+          <w:rStyle w:val="jlqj4b"/>
+        </w:rPr>
+        <w:t>» par max et «minimiser» par min.)</w:t>
+      </w:r>
+    </w:p>
+    <w:p>
+      <w:pPr>
+        <w:tabs>
+          <w:tab w:val="left" w:pos="1580"/>
+        </w:tabs>
+        <w:rPr>
+          <w:rStyle w:val="viiyi"/>
+        </w:rPr>
+      </w:pPr>
+      <w:r>
+        <w:rPr>
+          <w:rStyle w:val="jlqj4b"/>
+        </w:rPr>
+        <w:t xml:space="preserve">Le coefficient d'une variable dans </w:t>
+      </w:r>
+      <w:proofErr w:type="gramStart"/>
+      <w:r>
+        <w:rPr>
+          <w:rStyle w:val="jlqj4b"/>
+        </w:rPr>
+        <w:t>la fonction objectif</w:t>
+      </w:r>
+      <w:proofErr w:type="gramEnd"/>
+      <w:r>
+        <w:rPr>
+          <w:rStyle w:val="jlqj4b"/>
+        </w:rPr>
+        <w:t xml:space="preserve"> est appelé le coefficient de fonction objectif de la variable.</w:t>
+      </w:r>
+      <w:r>
+        <w:rPr>
+          <w:rStyle w:val="viiyi"/>
         </w:rPr>
         <w:t xml:space="preserve"> </w:t>
       </w:r>
-      <w:r>
-        <w:rPr>
-          <w:rStyle w:val="jlqj4b"/>
-        </w:rPr>
-        <w:t>=</w:t>
-      </w:r>
-      <w:r>
-        <w:rPr>
-          <w:rStyle w:val="jlqj4b"/>
-        </w:rPr>
-        <w:t xml:space="preserve"> 3x1 </w:t>
-      </w:r>
-      <w:r>
-        <w:rPr>
-          <w:rStyle w:val="jlqj4b"/>
-        </w:rPr>
-        <w:t xml:space="preserve">+ </w:t>
-      </w:r>
-      <w:r>
-        <w:rPr>
-          <w:rStyle w:val="jlqj4b"/>
-        </w:rPr>
-        <w:t>2x2</w:t>
-      </w:r>
-    </w:p>
-    <w:p>
-      <w:pPr>
-        <w:tabs>
-          <w:tab w:val="left" w:pos="1580"/>
-        </w:tabs>
-        <w:rPr>
-          <w:rStyle w:val="jlqj4b"/>
-        </w:rPr>
-      </w:pPr>
-      <w:r>
-        <w:rPr>
-          <w:rStyle w:val="jlqj4b"/>
-        </w:rPr>
-        <w:t>(Dans le futur, nous abrégerons</w:t>
+    </w:p>
+    <w:p>
+      <w:pPr>
+        <w:tabs>
+          <w:tab w:val="left" w:pos="1580"/>
+        </w:tabs>
+        <w:rPr>
+          <w:rStyle w:val="jlqj4b"/>
+        </w:rPr>
+      </w:pPr>
+      <w:r>
+        <w:rPr>
+          <w:rStyle w:val="jlqj4b"/>
+        </w:rPr>
+        <w:t xml:space="preserve">Par exemple, le coefficient de la fonction objectif pour x1 est 3, et le coefficient de la fonction objectif pour x2 est 2. </w:t>
+      </w:r>
+    </w:p>
+    <w:p>
+      <w:pPr>
+        <w:tabs>
+          <w:tab w:val="left" w:pos="1580"/>
+        </w:tabs>
+        <w:rPr>
+          <w:rStyle w:val="jlqj4b"/>
+        </w:rPr>
+      </w:pPr>
+      <w:r>
+        <w:rPr>
+          <w:rStyle w:val="jlqj4b"/>
+        </w:rPr>
+        <w:t>Dans cet exemple (et dans de nombreux autres problèmes), le coefficient de la fonction objectif pour chaque variable est simplement la contribution de la variable au profit de l’entreprise.</w:t>
+      </w:r>
+    </w:p>
+    <w:p>
+      <w:pPr>
+        <w:tabs>
+          <w:tab w:val="left" w:pos="1580"/>
+        </w:tabs>
+        <w:rPr>
+          <w:rStyle w:val="jlqj4b"/>
+        </w:rPr>
+      </w:pPr>
+      <w:r>
+        <w:rPr>
+          <w:rStyle w:val="Titre1Car"/>
+        </w:rPr>
+        <w:t>Contraintes</w:t>
+      </w:r>
+      <w:r>
+        <w:rPr>
+          <w:rStyle w:val="jlqj4b"/>
+        </w:rPr>
+        <w:t xml:space="preserve"> </w:t>
+      </w:r>
+    </w:p>
+    <w:p>
+      <w:pPr>
+        <w:tabs>
+          <w:tab w:val="left" w:pos="1580"/>
+        </w:tabs>
+        <w:rPr>
+          <w:rStyle w:val="viiyi"/>
+        </w:rPr>
+      </w:pPr>
+      <w:r>
+        <w:rPr>
+          <w:rStyle w:val="jlqj4b"/>
+        </w:rPr>
+        <w:t xml:space="preserve">Au fur et à mesure que x1 et x2 augmentent, </w:t>
       </w:r>
       <w:proofErr w:type="gramStart"/>
       <w:r>
         <w:rPr>
           <w:rStyle w:val="jlqj4b"/>
         </w:rPr>
-        <w:t xml:space="preserve"> «maximiser</w:t>
+        <w:t>la fonction objectif</w:t>
       </w:r>
       <w:proofErr w:type="gramEnd"/>
       <w:r>
         <w:rPr>
           <w:rStyle w:val="jlqj4b"/>
         </w:rPr>
-        <w:t>» par max et «minimiser» par min.)</w:t>
-      </w:r>
-    </w:p>
-    <w:p>
-      <w:pPr>
-        <w:tabs>
-          <w:tab w:val="left" w:pos="1580"/>
-        </w:tabs>
+        <w:t xml:space="preserve"> de </w:t>
+      </w:r>
+      <w:proofErr w:type="spellStart"/>
+      <w:r>
+        <w:rPr>
+          <w:rStyle w:val="jlqj4b"/>
+        </w:rPr>
+        <w:t>Giapetto</w:t>
+      </w:r>
+      <w:proofErr w:type="spellEnd"/>
+      <w:r>
+        <w:rPr>
+          <w:rStyle w:val="jlqj4b"/>
+        </w:rPr>
+        <w:t xml:space="preserve"> s'agrandit.</w:t>
+      </w:r>
+      <w:r>
         <w:rPr>
           <w:rStyle w:val="viiyi"/>
         </w:rPr>
-      </w:pPr>
-      <w:r>
-        <w:rPr>
-          <w:rStyle w:val="jlqj4b"/>
-        </w:rPr>
-        <w:t xml:space="preserve">Le coefficient d'une variable dans </w:t>
+        <w:t xml:space="preserve"> </w:t>
+      </w:r>
+    </w:p>
+    <w:p>
+      <w:pPr>
+        <w:tabs>
+          <w:tab w:val="left" w:pos="1580"/>
+        </w:tabs>
+        <w:rPr>
+          <w:rStyle w:val="viiyi"/>
+        </w:rPr>
+      </w:pPr>
+      <w:r>
+        <w:rPr>
+          <w:rStyle w:val="jlqj4b"/>
+        </w:rPr>
+        <w:t xml:space="preserve">Cela signifie que si </w:t>
+      </w:r>
+      <w:proofErr w:type="spellStart"/>
+      <w:r>
+        <w:rPr>
+          <w:rStyle w:val="jlqj4b"/>
+        </w:rPr>
+        <w:t>Giapetto</w:t>
+      </w:r>
+      <w:proofErr w:type="spellEnd"/>
+      <w:r>
+        <w:rPr>
+          <w:rStyle w:val="jlqj4b"/>
+        </w:rPr>
+        <w:t xml:space="preserve"> était libre de choisir n'importe quelle valeur pour x1 et x2, l'entreprise pourrait réaliser un profit arbitrairement élevé en choisissant x1 et x2 pour être très grand.</w:t>
+      </w:r>
+      <w:r>
+        <w:rPr>
+          <w:rStyle w:val="viiyi"/>
+        </w:rPr>
+        <w:t xml:space="preserve"> </w:t>
+      </w:r>
+    </w:p>
+    <w:p>
+      <w:pPr>
+        <w:tabs>
+          <w:tab w:val="left" w:pos="1580"/>
+        </w:tabs>
+        <w:rPr>
+          <w:rStyle w:val="jlqj4b"/>
+        </w:rPr>
+      </w:pPr>
+      <w:r>
+        <w:rPr>
+          <w:rStyle w:val="jlqj4b"/>
+        </w:rPr>
+        <w:t>Malheureusement, les valeurs de x1 et x2 sont limitées par les trois restrictions suivantes (souvent appelées contraintes</w:t>
       </w:r>
       <w:proofErr w:type="gramStart"/>
       <w:r>
         <w:rPr>
           <w:rStyle w:val="jlqj4b"/>
         </w:rPr>
-        <w:t>la fonction objectif</w:t>
+        <w:t>):</w:t>
       </w:r>
       <w:proofErr w:type="gramEnd"/>
       <w:r>
         <w:rPr>
           <w:rStyle w:val="jlqj4b"/>
         </w:rPr>
-        <w:t xml:space="preserve"> est appelé le coefficient de fonction objectif de la variable.</w:t>
-      </w:r>
-      <w:r>
+        <w:t xml:space="preserve"> </w:t>
+      </w:r>
+    </w:p>
+    <w:p>
+      <w:pPr>
+        <w:tabs>
+          <w:tab w:val="left" w:pos="1580"/>
+        </w:tabs>
+        <w:rPr>
+          <w:rStyle w:val="jlqj4b"/>
+        </w:rPr>
+      </w:pPr>
+      <w:r>
+        <w:rPr>
+          <w:rStyle w:val="Titre2Car"/>
+        </w:rPr>
+        <w:t>Contrainte 1 -</w:t>
+      </w:r>
+      <w:r>
+        <w:rPr>
+          <w:rStyle w:val="jlqj4b"/>
+        </w:rPr>
+        <w:t xml:space="preserve"> Chaque semaine, pas plus de 100 heures de temps de finition ne peuvent être utilisées.</w:t>
+      </w:r>
+    </w:p>
+    <w:p>
+      <w:pPr>
+        <w:tabs>
+          <w:tab w:val="left" w:pos="1580"/>
+        </w:tabs>
         <w:rPr>
           <w:rStyle w:val="viiyi"/>
         </w:rPr>
+      </w:pPr>
+      <w:r>
+        <w:rPr>
+          <w:rStyle w:val="Titre2Car"/>
+        </w:rPr>
+        <w:t>Contrainte 2 -</w:t>
+      </w:r>
+      <w:r>
+        <w:rPr>
+          <w:rStyle w:val="jlqj4b"/>
+        </w:rPr>
+        <w:t xml:space="preserve"> Chaque semaine, pas plus de 80 heures de temps de menuiserie peuvent être utilisées.</w:t>
+      </w:r>
+      <w:r>
+        <w:rPr>
+          <w:rStyle w:val="viiyi"/>
+        </w:rPr>
         <w:t xml:space="preserve"> </w:t>
       </w:r>
     </w:p>
@@ -1939,59 +1979,90 @@
       </w:pPr>
       <w:r>
         <w:rPr>
-          <w:rStyle w:val="jlqj4b"/>
-        </w:rPr>
-        <w:t>Par exemple, le coefficient de la fonction objectif pour x1 est 3, et le coefficient de la fonction objecti</w:t>
-      </w:r>
-      <w:r>
-        <w:rPr>
-          <w:rStyle w:val="jlqj4b"/>
-        </w:rPr>
-        <w:t>f</w:t>
-      </w:r>
-      <w:r>
-        <w:rPr>
-          <w:rStyle w:val="jlqj4b"/>
-        </w:rPr>
-        <w:t xml:space="preserve"> pour x2 est 2. </w:t>
-      </w:r>
-    </w:p>
-    <w:p>
-      <w:pPr>
-        <w:tabs>
-          <w:tab w:val="left" w:pos="1580"/>
-        </w:tabs>
-        <w:rPr>
-          <w:rStyle w:val="jlqj4b"/>
-        </w:rPr>
-      </w:pPr>
-      <w:r>
-        <w:rPr>
-          <w:rStyle w:val="jlqj4b"/>
-        </w:rPr>
-        <w:t>Dans cet exemple (et dans de nombreux autres problèmes), le coefficient de la fonction objectif pour chaque variable est simplement la contribution de la variable au profit de l’entreprise.</w:t>
-      </w:r>
-    </w:p>
-    <w:p>
-      <w:pPr>
-        <w:tabs>
-          <w:tab w:val="left" w:pos="1580"/>
-        </w:tabs>
-        <w:rPr>
-          <w:rStyle w:val="jlqj4b"/>
-        </w:rPr>
-      </w:pPr>
-      <w:r>
-        <w:rPr>
-          <w:rStyle w:val="Titre1Car"/>
-        </w:rPr>
-        <w:t>Contraintes</w:t>
-      </w:r>
-      <w:r>
-        <w:rPr>
-          <w:rStyle w:val="jlqj4b"/>
-        </w:rPr>
-        <w:t xml:space="preserve"> </w:t>
+          <w:rStyle w:val="Titre2Car"/>
+        </w:rPr>
+        <w:t>Contrainte 3 -</w:t>
+      </w:r>
+      <w:r>
+        <w:rPr>
+          <w:rStyle w:val="jlqj4b"/>
+        </w:rPr>
+        <w:t xml:space="preserve"> En raison de la demande limitée, 40 soldats au maximum devraient être produits chaque semaine.</w:t>
+      </w:r>
+    </w:p>
+    <w:p>
+      <w:pPr>
+        <w:tabs>
+          <w:tab w:val="left" w:pos="1580"/>
+        </w:tabs>
+        <w:rPr>
+          <w:rStyle w:val="jlqj4b"/>
+        </w:rPr>
+      </w:pPr>
+      <w:r>
+        <w:rPr>
+          <w:rStyle w:val="jlqj4b"/>
+        </w:rPr>
+        <w:t xml:space="preserve">Maintenant, la </w:t>
+      </w:r>
+      <w:r>
+        <w:rPr>
+          <w:rStyle w:val="Titre2Car"/>
+        </w:rPr>
+        <w:t>contrainte 1</w:t>
+      </w:r>
+      <w:r>
+        <w:rPr>
+          <w:rStyle w:val="jlqj4b"/>
+        </w:rPr>
+        <w:t xml:space="preserve"> peut être exprimée par </w:t>
+      </w:r>
+    </w:p>
+    <w:p>
+      <w:pPr>
+        <w:tabs>
+          <w:tab w:val="left" w:pos="1580"/>
+        </w:tabs>
+        <w:rPr>
+          <w:rStyle w:val="jlqj4b"/>
+        </w:rPr>
+      </w:pPr>
+      <w:r>
+        <w:rPr>
+          <w:rStyle w:val="jlqj4b"/>
+        </w:rPr>
+        <w:tab/>
+      </w:r>
+      <w:r>
+        <w:rPr>
+          <w:rStyle w:val="jlqj4b"/>
+        </w:rPr>
+        <w:tab/>
+      </w:r>
+      <w:r>
+        <w:rPr>
+          <w:rStyle w:val="jlqj4b"/>
+        </w:rPr>
+        <w:tab/>
+      </w:r>
+      <w:r>
+        <w:rPr>
+          <w:rStyle w:val="jlqj4b"/>
+        </w:rPr>
+        <w:tab/>
+      </w:r>
+      <w:r>
+        <w:rPr>
+          <w:rStyle w:val="jlqj4b"/>
+        </w:rPr>
+        <w:tab/>
+      </w:r>
+      <w:r>
+        <w:rPr>
+          <w:rStyle w:val="jlqj4b"/>
+          <w:bdr w:val="single" w:sz="4" w:space="0" w:color="auto"/>
+        </w:rPr>
+        <w:t xml:space="preserve">2x1 + x2 &lt;= 100 </w:t>
       </w:r>
     </w:p>
     <w:p>
@@ -2007,346 +2078,7 @@
         <w:rPr>
           <w:rStyle w:val="jlqj4b"/>
         </w:rPr>
-        <w:t xml:space="preserve">Au fur et à mesure que x1 et x2 augmentent, </w:t>
-      </w:r>
-      <w:proofErr w:type="gramStart"/>
-      <w:r>
-        <w:rPr>
-          <w:rStyle w:val="jlqj4b"/>
-        </w:rPr>
-        <w:t>la fonction objectif</w:t>
-      </w:r>
-      <w:proofErr w:type="gramEnd"/>
-      <w:r>
-        <w:rPr>
-          <w:rStyle w:val="jlqj4b"/>
-        </w:rPr>
-        <w:t xml:space="preserve"> de </w:t>
-      </w:r>
-      <w:proofErr w:type="spellStart"/>
-      <w:r>
-        <w:rPr>
-          <w:rStyle w:val="jlqj4b"/>
-        </w:rPr>
-        <w:t>Giapetto</w:t>
-      </w:r>
-      <w:proofErr w:type="spellEnd"/>
-      <w:r>
-        <w:rPr>
-          <w:rStyle w:val="jlqj4b"/>
-        </w:rPr>
-        <w:t xml:space="preserve"> s'agrandit.</w:t>
-      </w:r>
-      <w:r>
-        <w:rPr>
-          <w:rStyle w:val="viiyi"/>
-        </w:rPr>
-        <w:t xml:space="preserve"> </w:t>
-      </w:r>
-    </w:p>
-    <w:p>
-      <w:pPr>
-        <w:tabs>
-          <w:tab w:val="left" w:pos="1580"/>
-        </w:tabs>
-        <w:rPr>
-          <w:rStyle w:val="viiyi"/>
-        </w:rPr>
-      </w:pPr>
-      <w:r>
-        <w:rPr>
-          <w:rStyle w:val="jlqj4b"/>
-        </w:rPr>
-        <w:t xml:space="preserve">Cela signifie que si </w:t>
-      </w:r>
-      <w:proofErr w:type="spellStart"/>
-      <w:r>
-        <w:rPr>
-          <w:rStyle w:val="jlqj4b"/>
-        </w:rPr>
-        <w:t>Giapetto</w:t>
-      </w:r>
-      <w:proofErr w:type="spellEnd"/>
-      <w:r>
-        <w:rPr>
-          <w:rStyle w:val="jlqj4b"/>
-        </w:rPr>
-        <w:t xml:space="preserve"> était libre de choisir n'importe quelle valeur pour x1 et x2, l'entreprise pourrait réaliser un profit arbitrairement élevé en choisissant x1 et x2 pour être très grand.</w:t>
-      </w:r>
-      <w:r>
-        <w:rPr>
-          <w:rStyle w:val="viiyi"/>
-        </w:rPr>
-        <w:t xml:space="preserve"> </w:t>
-      </w:r>
-    </w:p>
-    <w:p>
-      <w:pPr>
-        <w:tabs>
-          <w:tab w:val="left" w:pos="1580"/>
-        </w:tabs>
-        <w:rPr>
-          <w:rStyle w:val="jlqj4b"/>
-        </w:rPr>
-      </w:pPr>
-      <w:r>
-        <w:rPr>
-          <w:rStyle w:val="jlqj4b"/>
-        </w:rPr>
-        <w:t>Malheureusement, les valeurs de x1 et x2 sont limitées par les trois restrictions suivantes (souvent appelées contraintes</w:t>
-      </w:r>
-      <w:proofErr w:type="gramStart"/>
-      <w:r>
-        <w:rPr>
-          <w:rStyle w:val="jlqj4b"/>
-        </w:rPr>
-        <w:t>):</w:t>
-      </w:r>
-      <w:proofErr w:type="gramEnd"/>
-      <w:r>
-        <w:rPr>
-          <w:rStyle w:val="jlqj4b"/>
-        </w:rPr>
-        <w:t xml:space="preserve"> </w:t>
-      </w:r>
-    </w:p>
-    <w:p>
-      <w:pPr>
-        <w:tabs>
-          <w:tab w:val="left" w:pos="1580"/>
-        </w:tabs>
-        <w:rPr>
-          <w:rStyle w:val="jlqj4b"/>
-        </w:rPr>
-      </w:pPr>
-      <w:r>
-        <w:rPr>
-          <w:rStyle w:val="Titre2Car"/>
-        </w:rPr>
-        <w:t>Contrainte 1</w:t>
-      </w:r>
-      <w:r>
-        <w:rPr>
-          <w:rStyle w:val="Titre2Car"/>
-        </w:rPr>
-        <w:t xml:space="preserve"> -</w:t>
-      </w:r>
-      <w:r>
-        <w:rPr>
-          <w:rStyle w:val="jlqj4b"/>
-        </w:rPr>
-        <w:t xml:space="preserve"> </w:t>
-      </w:r>
-      <w:r>
-        <w:rPr>
-          <w:rStyle w:val="jlqj4b"/>
-        </w:rPr>
-        <w:t>Chaque semaine, pas plus de 100 heures de temps de finition ne peuvent être utilisées.</w:t>
-      </w:r>
-    </w:p>
-    <w:p>
-      <w:pPr>
-        <w:tabs>
-          <w:tab w:val="left" w:pos="1580"/>
-        </w:tabs>
-        <w:rPr>
-          <w:rStyle w:val="viiyi"/>
-        </w:rPr>
-      </w:pPr>
-      <w:r>
-        <w:rPr>
-          <w:rStyle w:val="Titre2Car"/>
-        </w:rPr>
-        <w:t>Contrainte 2</w:t>
-      </w:r>
-      <w:r>
-        <w:rPr>
-          <w:rStyle w:val="Titre2Car"/>
-        </w:rPr>
-        <w:t xml:space="preserve"> -</w:t>
-      </w:r>
-      <w:r>
-        <w:rPr>
-          <w:rStyle w:val="jlqj4b"/>
-        </w:rPr>
-        <w:t xml:space="preserve"> </w:t>
-      </w:r>
-      <w:r>
-        <w:rPr>
-          <w:rStyle w:val="jlqj4b"/>
-        </w:rPr>
-        <w:t>Chaque semaine, pas plus de 80 heures de temps de menuiserie peuvent être utilisées.</w:t>
-      </w:r>
-      <w:r>
-        <w:rPr>
-          <w:rStyle w:val="viiyi"/>
-        </w:rPr>
-        <w:t xml:space="preserve"> </w:t>
-      </w:r>
-    </w:p>
-    <w:p>
-      <w:pPr>
-        <w:tabs>
-          <w:tab w:val="left" w:pos="1580"/>
-        </w:tabs>
-        <w:rPr>
-          <w:rStyle w:val="jlqj4b"/>
-        </w:rPr>
-      </w:pPr>
-      <w:r>
-        <w:rPr>
-          <w:rStyle w:val="Titre2Car"/>
-        </w:rPr>
-        <w:t xml:space="preserve">Contrainte 3 </w:t>
-      </w:r>
-      <w:r>
-        <w:rPr>
-          <w:rStyle w:val="Titre2Car"/>
-        </w:rPr>
-        <w:t>-</w:t>
-      </w:r>
-      <w:r>
-        <w:rPr>
-          <w:rStyle w:val="jlqj4b"/>
-        </w:rPr>
-        <w:t xml:space="preserve"> </w:t>
-      </w:r>
-      <w:r>
-        <w:rPr>
-          <w:rStyle w:val="jlqj4b"/>
-        </w:rPr>
-        <w:t>En raison de la demande limitée, 40 soldats au maximum devraient être produits chaque semaine.</w:t>
-      </w:r>
-    </w:p>
-    <w:p>
-      <w:pPr>
-        <w:tabs>
-          <w:tab w:val="left" w:pos="1580"/>
-        </w:tabs>
-        <w:rPr>
-          <w:rStyle w:val="jlqj4b"/>
-        </w:rPr>
-      </w:pPr>
-      <w:r>
-        <w:rPr>
-          <w:rStyle w:val="jlqj4b"/>
-        </w:rPr>
-        <w:t xml:space="preserve">Maintenant, la </w:t>
-      </w:r>
-      <w:r>
-        <w:rPr>
-          <w:rStyle w:val="Titre2Car"/>
-        </w:rPr>
-        <w:t>contrainte 1</w:t>
-      </w:r>
-      <w:r>
-        <w:rPr>
-          <w:rStyle w:val="jlqj4b"/>
-        </w:rPr>
-        <w:t xml:space="preserve"> peut être exprimée par </w:t>
-      </w:r>
-    </w:p>
-    <w:p>
-      <w:pPr>
-        <w:tabs>
-          <w:tab w:val="left" w:pos="1580"/>
-        </w:tabs>
-        <w:rPr>
-          <w:rStyle w:val="jlqj4b"/>
-        </w:rPr>
-      </w:pPr>
-      <w:r>
-        <w:rPr>
-          <w:rStyle w:val="jlqj4b"/>
-        </w:rPr>
-        <w:tab/>
-      </w:r>
-      <w:r>
-        <w:rPr>
-          <w:rStyle w:val="jlqj4b"/>
-        </w:rPr>
-        <w:tab/>
-      </w:r>
-      <w:r>
-        <w:rPr>
-          <w:rStyle w:val="jlqj4b"/>
-        </w:rPr>
-        <w:tab/>
-      </w:r>
-      <w:r>
-        <w:rPr>
-          <w:rStyle w:val="jlqj4b"/>
-        </w:rPr>
-        <w:tab/>
-      </w:r>
-      <w:r>
-        <w:rPr>
-          <w:rStyle w:val="jlqj4b"/>
-        </w:rPr>
-        <w:tab/>
-      </w:r>
-      <w:r>
-        <w:rPr>
-          <w:rStyle w:val="jlqj4b"/>
-          <w:bdr w:val="single" w:sz="4" w:space="0" w:color="auto"/>
-        </w:rPr>
-        <w:t xml:space="preserve">2x1 </w:t>
-      </w:r>
-      <w:r>
-        <w:rPr>
-          <w:rStyle w:val="jlqj4b"/>
-          <w:bdr w:val="single" w:sz="4" w:space="0" w:color="auto"/>
-        </w:rPr>
-        <w:t xml:space="preserve">+ </w:t>
-      </w:r>
-      <w:r>
-        <w:rPr>
-          <w:rStyle w:val="jlqj4b"/>
-          <w:bdr w:val="single" w:sz="4" w:space="0" w:color="auto"/>
-        </w:rPr>
-        <w:t xml:space="preserve">x2 </w:t>
-      </w:r>
-      <w:r>
-        <w:rPr>
-          <w:rStyle w:val="jlqj4b"/>
-          <w:bdr w:val="single" w:sz="4" w:space="0" w:color="auto"/>
-        </w:rPr>
-        <w:t xml:space="preserve">&lt;= </w:t>
-      </w:r>
-      <w:r>
-        <w:rPr>
-          <w:rStyle w:val="jlqj4b"/>
-          <w:bdr w:val="single" w:sz="4" w:space="0" w:color="auto"/>
-        </w:rPr>
-        <w:t xml:space="preserve">100 </w:t>
-      </w:r>
-    </w:p>
-    <w:p>
-      <w:pPr>
-        <w:tabs>
-          <w:tab w:val="left" w:pos="1580"/>
-        </w:tabs>
-        <w:rPr>
-          <w:rStyle w:val="viiyi"/>
-        </w:rPr>
-      </w:pPr>
-      <w:r>
-        <w:rPr>
-          <w:rStyle w:val="jlqj4b"/>
-        </w:rPr>
-        <w:t>Notez que les unités de chaque terme dans sont des heures de fin</w:t>
-      </w:r>
-      <w:r>
-        <w:rPr>
-          <w:rStyle w:val="jlqj4b"/>
-        </w:rPr>
-        <w:t>ition</w:t>
-      </w:r>
-      <w:r>
-        <w:rPr>
-          <w:rStyle w:val="jlqj4b"/>
-        </w:rPr>
-        <w:t xml:space="preserve"> par semaine.</w:t>
+        <w:t>Notez que les unités de chaque terme dans sont des heures de finition par semaine.</w:t>
       </w:r>
       <w:r>
         <w:rPr>
@@ -2459,59 +2191,23 @@
         <w:rPr>
           <w:rStyle w:val="jlqj4b"/>
         </w:rPr>
-        <w:t>1</w:t>
-      </w:r>
-      <w:r>
-        <w:rPr>
-          <w:rStyle w:val="jlqj4b"/>
-        </w:rPr>
-        <w:t xml:space="preserve"> +</w:t>
-      </w:r>
-      <w:r>
-        <w:rPr>
-          <w:rStyle w:val="jlqj4b"/>
-        </w:rPr>
-        <w:t xml:space="preserve"> x2 </w:t>
-      </w:r>
-      <w:r>
-        <w:rPr>
-          <w:rStyle w:val="jlqj4b"/>
-        </w:rPr>
-        <w:t xml:space="preserve">= </w:t>
-      </w:r>
-      <w:r>
-        <w:rPr>
-          <w:rStyle w:val="jlqj4b"/>
-        </w:rPr>
-        <w:t xml:space="preserve">80 </w:t>
-      </w:r>
-    </w:p>
-    <w:p>
-      <w:pPr>
-        <w:tabs>
-          <w:tab w:val="left" w:pos="1580"/>
-        </w:tabs>
-        <w:rPr>
-          <w:rStyle w:val="jlqj4b"/>
-        </w:rPr>
-      </w:pPr>
-      <w:r>
-        <w:rPr>
-          <w:rStyle w:val="jlqj4b"/>
-        </w:rPr>
-        <w:t>Encore une fois, notez que les unités de chaque terme</w:t>
-      </w:r>
-      <w:r>
-        <w:rPr>
-          <w:rStyle w:val="jlqj4b"/>
-        </w:rPr>
-        <w:t>s</w:t>
-      </w:r>
-      <w:r>
-        <w:rPr>
-          <w:rStyle w:val="jlqj4b"/>
-        </w:rPr>
-        <w:t xml:space="preserve"> sont les mêmes (dans ce cas, heures de menuiserie par semaine</w:t>
+        <w:t xml:space="preserve">1 + x2 = 80 </w:t>
+      </w:r>
+    </w:p>
+    <w:p>
+      <w:pPr>
+        <w:tabs>
+          <w:tab w:val="left" w:pos="1580"/>
+        </w:tabs>
+        <w:rPr>
+          <w:rStyle w:val="jlqj4b"/>
+        </w:rPr>
+      </w:pPr>
+      <w:r>
+        <w:rPr>
+          <w:rStyle w:val="jlqj4b"/>
+        </w:rPr>
+        <w:t>Encore une fois, notez que les unités de chaque termes sont les mêmes (dans ce cas, heures de menuiserie par semaine</w:t>
       </w:r>
       <w:proofErr w:type="gramStart"/>
       <w:r>
@@ -2596,19 +2292,7 @@
         <w:rPr>
           <w:rStyle w:val="jlqj4b"/>
         </w:rPr>
-        <w:t>1</w:t>
-      </w:r>
-      <w:r>
-        <w:rPr>
-          <w:rStyle w:val="jlqj4b"/>
-        </w:rPr>
-        <w:t xml:space="preserve"> =</w:t>
-      </w:r>
-      <w:r>
-        <w:rPr>
-          <w:rStyle w:val="jlqj4b"/>
-        </w:rPr>
-        <w:t xml:space="preserve"> 40</w:t>
+        <w:t>1 = 40</w:t>
       </w:r>
     </w:p>
     <w:p>
@@ -2828,49 +2512,23 @@
         </w:tabs>
         <w:rPr>
           <w:rStyle w:val="jlqj4b"/>
-        </w:rPr>
-      </w:pPr>
-      <w:r>
-        <w:rPr>
-          <w:rStyle w:val="jlqj4b"/>
-        </w:rPr>
-        <w:t xml:space="preserve">Si une variable de décision </w:t>
-      </w:r>
-      <w:r>
-        <w:rPr>
-          <w:rStyle w:val="jlqj4b"/>
-        </w:rPr>
-        <w:t>X</w:t>
-      </w:r>
-      <w:r>
-        <w:rPr>
-          <w:rStyle w:val="jlqj4b"/>
-        </w:rPr>
-        <w:t>i</w:t>
-      </w:r>
-      <w:r>
-        <w:rPr>
-          <w:rStyle w:val="jlqj4b"/>
-        </w:rPr>
-        <w:t xml:space="preserve"> </w:t>
-      </w:r>
-      <w:r>
-        <w:rPr>
-          <w:rStyle w:val="jlqj4b"/>
-        </w:rPr>
-        <w:t xml:space="preserve">ne prend que des valeurs non négatives, alors nous ajoutons le signe </w:t>
-      </w:r>
-      <w:r>
-        <w:rPr>
-          <w:rStyle w:val="jlqj4b"/>
-        </w:rPr>
-        <w:t xml:space="preserve">Xi &gt;= </w:t>
-      </w:r>
-      <w:r>
-        <w:rPr>
-          <w:rStyle w:val="jlqj4b"/>
-        </w:rPr>
-        <w:t xml:space="preserve">0. </w:t>
+          <w:b/>
+          <w:bCs/>
+        </w:rPr>
+      </w:pPr>
+      <w:r>
+        <w:rPr>
+          <w:rStyle w:val="jlqj4b"/>
+        </w:rPr>
+        <w:t xml:space="preserve">Si une variable de décision Xi ne prend que des valeurs non négatives, alors nous ajoutons </w:t>
+      </w:r>
+      <w:r>
+        <w:rPr>
+          <w:rStyle w:val="jlqj4b"/>
+          <w:b/>
+          <w:bCs/>
+        </w:rPr>
+        <w:t xml:space="preserve">le signe Xi &gt;= 0. </w:t>
       </w:r>
     </w:p>
     <w:p>
@@ -3036,6 +2694,9 @@
         <w:tabs>
           <w:tab w:val="left" w:pos="1580"/>
         </w:tabs>
+        <w:rPr>
+          <w:rStyle w:val="jlqj4b"/>
+        </w:rPr>
       </w:pPr>
       <w:r>
         <w:rPr>
@@ -3043,48 +2704,1630 @@
         </w:rPr>
         <w:t xml:space="preserve">Dans ce cas, il serait approprié de classer </w:t>
       </w:r>
+      <w:r>
+        <w:rPr>
+          <w:rStyle w:val="jlqj4b"/>
+        </w:rPr>
+        <w:t xml:space="preserve">Xi </w:t>
+      </w:r>
+      <w:proofErr w:type="gramStart"/>
+      <w:r>
+        <w:rPr>
+          <w:rStyle w:val="jlqj4b"/>
+        </w:rPr>
+        <w:t xml:space="preserve">comme </w:t>
+      </w:r>
+      <w:r>
+        <w:rPr>
+          <w:rStyle w:val="jlqj4b"/>
+        </w:rPr>
+        <w:t xml:space="preserve"> </w:t>
+      </w:r>
       <w:proofErr w:type="spellStart"/>
       <w:r>
         <w:rPr>
           <w:rStyle w:val="jlqj4b"/>
         </w:rPr>
-        <w:t>xias</w:t>
+        <w:t>urs</w:t>
       </w:r>
       <w:proofErr w:type="spellEnd"/>
-      <w:r>
-        <w:rPr>
-          <w:rStyle w:val="jlqj4b"/>
-        </w:rPr>
+      <w:proofErr w:type="gramEnd"/>
+      <w:r>
+        <w:rPr>
+          <w:rStyle w:val="jlqj4b"/>
+        </w:rPr>
+        <w:t xml:space="preserve">. </w:t>
+      </w:r>
+    </w:p>
+    <w:p>
+      <w:pPr>
+        <w:tabs>
+          <w:tab w:val="left" w:pos="1580"/>
+        </w:tabs>
+        <w:rPr>
+          <w:rStyle w:val="jlqj4b"/>
+        </w:rPr>
+      </w:pPr>
+      <w:r>
+        <w:rPr>
+          <w:rStyle w:val="jlqj4b"/>
+        </w:rPr>
+        <w:t xml:space="preserve">D'autres utilisations des variables </w:t>
+      </w:r>
+      <w:proofErr w:type="spellStart"/>
+      <w:r>
+        <w:rPr>
+          <w:rStyle w:val="jlqj4b"/>
+        </w:rPr>
+        <w:t>urs</w:t>
+      </w:r>
+      <w:proofErr w:type="spellEnd"/>
+      <w:r>
+        <w:rPr>
+          <w:rStyle w:val="jlqj4b"/>
+        </w:rPr>
+        <w:t xml:space="preserve"> sont discutées dans la section 4.12. </w:t>
+      </w:r>
+    </w:p>
+    <w:p>
+      <w:pPr>
+        <w:tabs>
+          <w:tab w:val="left" w:pos="1580"/>
+        </w:tabs>
+        <w:rPr>
+          <w:rStyle w:val="jlqj4b"/>
+        </w:rPr>
+      </w:pPr>
+      <w:r>
+        <w:rPr>
+          <w:rStyle w:val="jlqj4b"/>
+        </w:rPr>
+        <w:t xml:space="preserve">La combinaison des restrictions de signe x1 </w:t>
+      </w:r>
+      <w:r>
+        <w:rPr>
+          <w:rStyle w:val="jlqj4b"/>
+        </w:rPr>
+        <w:t xml:space="preserve">&gt;= </w:t>
+      </w:r>
+      <w:r>
+        <w:rPr>
+          <w:rStyle w:val="jlqj4b"/>
+        </w:rPr>
+        <w:t xml:space="preserve">0 et x2 </w:t>
+      </w:r>
+      <w:r>
+        <w:rPr>
+          <w:rStyle w:val="jlqj4b"/>
+        </w:rPr>
+        <w:t xml:space="preserve">&gt;= </w:t>
+      </w:r>
+      <w:r>
+        <w:rPr>
+          <w:rStyle w:val="jlqj4b"/>
+        </w:rPr>
+        <w:t>0 avec la fonction objectif (1) et les contraintes (2) - (4) donne le modèle d'optimisation suivant</w:t>
+      </w:r>
+      <w:r>
+        <w:rPr>
+          <w:rStyle w:val="jlqj4b"/>
+        </w:rPr>
+        <w:t> :</w:t>
+      </w:r>
+    </w:p>
+    <w:p>
+      <w:pPr>
+        <w:tabs>
+          <w:tab w:val="left" w:pos="1580"/>
+        </w:tabs>
+        <w:rPr>
+          <w:rStyle w:val="jlqj4b"/>
+        </w:rPr>
+      </w:pPr>
+    </w:p>
+    <w:p>
+      <w:pPr>
+        <w:pBdr>
+          <w:top w:val="single" w:sz="4" w:space="1" w:color="auto"/>
+          <w:left w:val="single" w:sz="4" w:space="4" w:color="auto"/>
+          <w:bottom w:val="single" w:sz="4" w:space="1" w:color="auto"/>
+          <w:right w:val="single" w:sz="4" w:space="4" w:color="auto"/>
+        </w:pBdr>
+        <w:tabs>
+          <w:tab w:val="left" w:pos="1580"/>
+        </w:tabs>
+        <w:jc w:val="center"/>
+      </w:pPr>
+      <w:proofErr w:type="gramStart"/>
+      <w:r>
+        <w:t>max</w:t>
+      </w:r>
+      <w:proofErr w:type="gramEnd"/>
+      <w:r>
+        <w:t xml:space="preserve"> z </w:t>
+      </w:r>
+      <w:r>
+        <w:t xml:space="preserve">= </w:t>
+      </w:r>
+      <w:r>
+        <w:t xml:space="preserve"> 3</w:t>
+      </w:r>
+      <w:r>
         <w:t xml:space="preserve"> </w:t>
       </w:r>
+      <w:r>
+        <w:t xml:space="preserve">x1 </w:t>
+      </w:r>
+      <w:r>
+        <w:t xml:space="preserve">+ </w:t>
+      </w:r>
+      <w:r>
+        <w:t>2</w:t>
+      </w:r>
+      <w:r>
+        <w:t xml:space="preserve"> </w:t>
+      </w:r>
+      <w:r>
+        <w:t>x2 (</w:t>
+      </w:r>
+      <w:r>
+        <w:t>fonction objectif</w:t>
+      </w:r>
+      <w:r>
+        <w:t>) (1)</w:t>
+      </w:r>
+    </w:p>
+    <w:p>
+      <w:pPr>
+        <w:tabs>
+          <w:tab w:val="left" w:pos="2076"/>
+        </w:tabs>
+      </w:pPr>
+      <w:r>
+        <w:tab/>
+      </w:r>
+    </w:p>
+    <w:p>
+      <w:pPr>
+        <w:tabs>
+          <w:tab w:val="left" w:pos="2076"/>
+        </w:tabs>
+      </w:pPr>
+      <w:r>
+        <w:t xml:space="preserve">Sous les contraintes </w:t>
+      </w:r>
+      <w:proofErr w:type="gramStart"/>
+      <w:r>
+        <w:t xml:space="preserve">( </w:t>
+      </w:r>
       <w:proofErr w:type="spellStart"/>
       <w:r>
-        <w:rPr>
-          <w:rStyle w:val="jlqj4b"/>
+        <w:t>subject</w:t>
+      </w:r>
+      <w:proofErr w:type="spellEnd"/>
+      <w:proofErr w:type="gramEnd"/>
+      <w:r>
+        <w:t xml:space="preserve"> to ) :</w:t>
+      </w:r>
+    </w:p>
+    <w:p>
+      <w:pPr>
+        <w:tabs>
+          <w:tab w:val="left" w:pos="2076"/>
+        </w:tabs>
+      </w:pPr>
+      <w:r>
+        <w:t xml:space="preserve">2x1 </w:t>
+      </w:r>
+      <w:r>
+        <w:t xml:space="preserve">+ </w:t>
+      </w:r>
+      <w:r>
+        <w:t xml:space="preserve">x2 </w:t>
+      </w:r>
+      <w:r>
+        <w:t xml:space="preserve">&lt;= </w:t>
+      </w:r>
+      <w:r>
+        <w:t>100 (</w:t>
+      </w:r>
+      <w:r>
+        <w:t>Le contrainte de finition</w:t>
+      </w:r>
+      <w:r>
+        <w:t xml:space="preserve">) (2) </w:t>
+      </w:r>
+    </w:p>
+    <w:p>
+      <w:pPr>
+        <w:tabs>
+          <w:tab w:val="left" w:pos="2076"/>
+        </w:tabs>
+      </w:pPr>
+      <w:proofErr w:type="gramStart"/>
+      <w:r>
+        <w:t>x</w:t>
+      </w:r>
+      <w:proofErr w:type="gramEnd"/>
+      <w:r>
+        <w:t>1</w:t>
+      </w:r>
+      <w:r>
+        <w:t xml:space="preserve"> +</w:t>
+      </w:r>
+      <w:r>
+        <w:t xml:space="preserve"> x2 </w:t>
+      </w:r>
+      <w:r>
+        <w:t>&lt;=</w:t>
+      </w:r>
+      <w:r>
+        <w:t xml:space="preserve"> 80 (</w:t>
+      </w:r>
+      <w:r>
+        <w:t>La contrainte de charpenterie</w:t>
+      </w:r>
+      <w:r>
+        <w:t xml:space="preserve">) (3) </w:t>
+      </w:r>
+    </w:p>
+    <w:p>
+      <w:pPr>
+        <w:tabs>
+          <w:tab w:val="left" w:pos="2076"/>
+        </w:tabs>
+      </w:pPr>
+      <w:proofErr w:type="gramStart"/>
+      <w:r>
+        <w:t>x</w:t>
+      </w:r>
+      <w:proofErr w:type="gramEnd"/>
+      <w:r>
+        <w:t xml:space="preserve">1 </w:t>
+      </w:r>
+      <w:r>
+        <w:t>&lt;=</w:t>
+      </w:r>
+      <w:r>
+        <w:t xml:space="preserve"> 40 (Con</w:t>
+      </w:r>
+      <w:r>
+        <w:t>trainte de la demande de soldats</w:t>
+      </w:r>
+      <w:r>
+        <w:t xml:space="preserve">) (4) </w:t>
+      </w:r>
+    </w:p>
+    <w:p>
+      <w:pPr>
+        <w:tabs>
+          <w:tab w:val="left" w:pos="2076"/>
+        </w:tabs>
+      </w:pPr>
+      <w:proofErr w:type="gramStart"/>
+      <w:r>
+        <w:t>x</w:t>
+      </w:r>
+      <w:proofErr w:type="gramEnd"/>
+      <w:r>
+        <w:t>1</w:t>
+      </w:r>
+      <w:r>
+        <w:t xml:space="preserve"> &gt;=</w:t>
+      </w:r>
+      <w:r>
+        <w:t xml:space="preserve"> 0 (</w:t>
+      </w:r>
+      <w:r>
+        <w:t xml:space="preserve">Restriction de signe </w:t>
+      </w:r>
+      <w:r>
+        <w:t xml:space="preserve">)† (5) </w:t>
+      </w:r>
+    </w:p>
+    <w:p>
+      <w:pPr>
+        <w:tabs>
+          <w:tab w:val="left" w:pos="2076"/>
+        </w:tabs>
+      </w:pPr>
+      <w:proofErr w:type="gramStart"/>
+      <w:r>
+        <w:t>x</w:t>
+      </w:r>
+      <w:proofErr w:type="gramEnd"/>
+      <w:r>
+        <w:t xml:space="preserve">2 </w:t>
+      </w:r>
+      <w:r>
+        <w:t>&gt;=</w:t>
+      </w:r>
+      <w:r>
+        <w:t xml:space="preserve"> 0 (</w:t>
+      </w:r>
+      <w:r>
+        <w:t>Restriction de signe</w:t>
+      </w:r>
+      <w:r>
+        <w:t>) (6)</w:t>
+      </w:r>
+    </w:p>
+    <w:p>
+      <w:pPr>
+        <w:tabs>
+          <w:tab w:val="left" w:pos="2076"/>
+        </w:tabs>
+      </w:pPr>
+    </w:p>
+    <w:p>
+      <w:pPr>
+        <w:tabs>
+          <w:tab w:val="left" w:pos="2076"/>
+        </w:tabs>
+      </w:pPr>
+      <w:proofErr w:type="gramStart"/>
+      <w:r>
+        <w:t>«Sous</w:t>
+      </w:r>
+      <w:proofErr w:type="gramEnd"/>
+      <w:r>
+        <w:t xml:space="preserve"> </w:t>
+      </w:r>
+      <w:r>
+        <w:t>les contraintes  (</w:t>
+      </w:r>
+      <w:proofErr w:type="spellStart"/>
+      <w:r>
+        <w:t>subject</w:t>
+      </w:r>
+      <w:proofErr w:type="spellEnd"/>
+      <w:r>
+        <w:t xml:space="preserve"> to)</w:t>
+      </w:r>
+      <w:r>
+        <w:t>» (s.t.) signifie que les valeurs des variables de décision x1 et x2 doivent satisfaire</w:t>
+      </w:r>
+    </w:p>
+    <w:p>
+      <w:pPr>
+        <w:tabs>
+          <w:tab w:val="left" w:pos="2076"/>
+        </w:tabs>
+      </w:pPr>
+      <w:proofErr w:type="gramStart"/>
+      <w:r>
+        <w:t>toutes</w:t>
+      </w:r>
+      <w:proofErr w:type="gramEnd"/>
+      <w:r>
+        <w:t xml:space="preserve"> les contraintes et toutes les restrictions de signe.</w:t>
+      </w:r>
+    </w:p>
+    <w:p>
+      <w:pPr>
+        <w:tabs>
+          <w:tab w:val="left" w:pos="2076"/>
+        </w:tabs>
+      </w:pPr>
+    </w:p>
+    <w:p>
+      <w:pPr>
+        <w:tabs>
+          <w:tab w:val="left" w:pos="2076"/>
+        </w:tabs>
+      </w:pPr>
+      <w:r>
+        <w:t xml:space="preserve">Avant de définir formellement un problème de programmation </w:t>
+      </w:r>
+      <w:proofErr w:type="gramStart"/>
+      <w:r>
+        <w:t>linéaire,  définissons</w:t>
+      </w:r>
+      <w:proofErr w:type="gramEnd"/>
+      <w:r>
+        <w:t xml:space="preserve"> les concepts de</w:t>
+      </w:r>
+    </w:p>
+    <w:p>
+      <w:pPr>
+        <w:tabs>
+          <w:tab w:val="left" w:pos="2076"/>
+        </w:tabs>
+      </w:pPr>
+      <w:proofErr w:type="gramStart"/>
+      <w:r>
+        <w:t>fonction</w:t>
+      </w:r>
+      <w:proofErr w:type="gramEnd"/>
+      <w:r>
+        <w:t xml:space="preserve"> et inégalité linéaire.</w:t>
+      </w:r>
+    </w:p>
+    <w:p>
+      <w:pPr>
+        <w:tabs>
+          <w:tab w:val="left" w:pos="2076"/>
+        </w:tabs>
+      </w:pPr>
+    </w:p>
+    <w:p>
+      <w:pPr>
+        <w:tabs>
+          <w:tab w:val="left" w:pos="916"/>
+          <w:tab w:val="left" w:pos="1832"/>
+          <w:tab w:val="left" w:pos="2748"/>
+          <w:tab w:val="left" w:pos="3664"/>
+          <w:tab w:val="left" w:pos="4580"/>
+          <w:tab w:val="left" w:pos="5496"/>
+          <w:tab w:val="left" w:pos="6412"/>
+          <w:tab w:val="left" w:pos="7328"/>
+          <w:tab w:val="left" w:pos="8244"/>
+          <w:tab w:val="left" w:pos="9160"/>
+          <w:tab w:val="left" w:pos="10076"/>
+          <w:tab w:val="left" w:pos="10992"/>
+          <w:tab w:val="left" w:pos="11908"/>
+          <w:tab w:val="left" w:pos="12824"/>
+          <w:tab w:val="left" w:pos="13740"/>
+          <w:tab w:val="left" w:pos="14656"/>
+        </w:tabs>
+        <w:spacing w:after="0" w:line="240" w:lineRule="auto"/>
+        <w:rPr>
+          <w:rFonts w:ascii="Courier New" w:eastAsia="Times New Roman" w:hAnsi="Courier New" w:cs="Courier New"/>
+          <w:sz w:val="20"/>
+          <w:szCs w:val="20"/>
+          <w:lang w:eastAsia="fr-FR"/>
+        </w:rPr>
+      </w:pPr>
+      <w:r>
+        <w:rPr>
+          <w:rFonts w:ascii="Courier New" w:eastAsia="Times New Roman" w:hAnsi="Courier New" w:cs="Courier New"/>
+          <w:sz w:val="20"/>
+          <w:szCs w:val="20"/>
+          <w:lang w:eastAsia="fr-FR"/>
+        </w:rPr>
+        <w:lastRenderedPageBreak/>
+        <w:t xml:space="preserve">DÉFINITION </w:t>
+      </w:r>
+      <w:r>
+        <w:rPr>
+          <w:rFonts w:ascii="Arial" w:eastAsia="Times New Roman" w:hAnsi="Arial" w:cs="Arial"/>
+          <w:sz w:val="20"/>
+          <w:szCs w:val="20"/>
+          <w:lang w:eastAsia="fr-FR"/>
+        </w:rPr>
+        <w:t>■</w:t>
+      </w:r>
+      <w:r>
+        <w:rPr>
+          <w:rFonts w:ascii="Courier New" w:eastAsia="Times New Roman" w:hAnsi="Courier New" w:cs="Courier New"/>
+          <w:sz w:val="20"/>
+          <w:szCs w:val="20"/>
+          <w:lang w:eastAsia="fr-FR"/>
+        </w:rPr>
+        <w:t xml:space="preserve"> Une fonction </w:t>
+      </w:r>
+      <w:proofErr w:type="gramStart"/>
+      <w:r>
+        <w:rPr>
+          <w:rFonts w:ascii="Courier New" w:eastAsia="Times New Roman" w:hAnsi="Courier New" w:cs="Courier New"/>
+          <w:sz w:val="20"/>
+          <w:szCs w:val="20"/>
+          <w:lang w:eastAsia="fr-FR"/>
+        </w:rPr>
+        <w:t>f(</w:t>
+      </w:r>
+      <w:proofErr w:type="gramEnd"/>
+      <w:r>
+        <w:rPr>
+          <w:rFonts w:ascii="Courier New" w:eastAsia="Times New Roman" w:hAnsi="Courier New" w:cs="Courier New"/>
+          <w:sz w:val="20"/>
+          <w:szCs w:val="20"/>
+          <w:lang w:eastAsia="fr-FR"/>
+        </w:rPr>
+        <w:t xml:space="preserve">x1, x2, ..., </w:t>
+      </w:r>
+      <w:proofErr w:type="spellStart"/>
+      <w:r>
+        <w:rPr>
+          <w:rFonts w:ascii="Courier New" w:eastAsia="Times New Roman" w:hAnsi="Courier New" w:cs="Courier New"/>
+          <w:sz w:val="20"/>
+          <w:szCs w:val="20"/>
+          <w:lang w:eastAsia="fr-FR"/>
+        </w:rPr>
+        <w:t>Xn</w:t>
+      </w:r>
+      <w:proofErr w:type="spellEnd"/>
+      <w:r>
+        <w:rPr>
+          <w:rFonts w:ascii="Courier New" w:eastAsia="Times New Roman" w:hAnsi="Courier New" w:cs="Courier New"/>
+          <w:sz w:val="20"/>
+          <w:szCs w:val="20"/>
+          <w:lang w:eastAsia="fr-FR"/>
+        </w:rPr>
+        <w:t xml:space="preserve">) de x1, x2 ,. . . , </w:t>
+      </w:r>
+      <w:proofErr w:type="spellStart"/>
+      <w:r>
+        <w:rPr>
+          <w:rFonts w:ascii="Courier New" w:eastAsia="Times New Roman" w:hAnsi="Courier New" w:cs="Courier New"/>
+          <w:sz w:val="20"/>
+          <w:szCs w:val="20"/>
+          <w:lang w:eastAsia="fr-FR"/>
+        </w:rPr>
+        <w:t>xn</w:t>
+      </w:r>
+      <w:proofErr w:type="spellEnd"/>
+      <w:r>
+        <w:rPr>
+          <w:rFonts w:ascii="Courier New" w:eastAsia="Times New Roman" w:hAnsi="Courier New" w:cs="Courier New"/>
+          <w:sz w:val="20"/>
+          <w:szCs w:val="20"/>
+          <w:lang w:eastAsia="fr-FR"/>
+        </w:rPr>
+        <w:t xml:space="preserve"> est une fonction linéaire si et seulement si</w:t>
+      </w:r>
+      <w:r>
+        <w:rPr>
+          <w:rFonts w:ascii="Courier New" w:eastAsia="Times New Roman" w:hAnsi="Courier New" w:cs="Courier New"/>
+          <w:sz w:val="20"/>
+          <w:szCs w:val="20"/>
+          <w:lang w:eastAsia="fr-FR"/>
+        </w:rPr>
+        <w:t xml:space="preserve"> </w:t>
+      </w:r>
+      <w:r>
+        <w:rPr>
+          <w:rFonts w:ascii="Courier New" w:eastAsia="Times New Roman" w:hAnsi="Courier New" w:cs="Courier New"/>
+          <w:sz w:val="20"/>
+          <w:szCs w:val="20"/>
+          <w:lang w:eastAsia="fr-FR"/>
+        </w:rPr>
+        <w:t xml:space="preserve">pour un ensemble de constantes c1, c2 ,. . . , </w:t>
+      </w:r>
+      <w:proofErr w:type="spellStart"/>
+      <w:r>
+        <w:rPr>
+          <w:rFonts w:ascii="Courier New" w:eastAsia="Times New Roman" w:hAnsi="Courier New" w:cs="Courier New"/>
+          <w:sz w:val="20"/>
+          <w:szCs w:val="20"/>
+          <w:lang w:eastAsia="fr-FR"/>
+        </w:rPr>
+        <w:t>cn</w:t>
+      </w:r>
+      <w:proofErr w:type="spellEnd"/>
+      <w:r>
+        <w:rPr>
+          <w:rFonts w:ascii="Courier New" w:eastAsia="Times New Roman" w:hAnsi="Courier New" w:cs="Courier New"/>
+          <w:sz w:val="20"/>
+          <w:szCs w:val="20"/>
+          <w:lang w:eastAsia="fr-FR"/>
+        </w:rPr>
+        <w:t xml:space="preserve">, f (x1, x2, ..., </w:t>
+      </w:r>
+      <w:proofErr w:type="spellStart"/>
+      <w:r>
+        <w:rPr>
+          <w:rFonts w:ascii="Courier New" w:eastAsia="Times New Roman" w:hAnsi="Courier New" w:cs="Courier New"/>
+          <w:sz w:val="20"/>
+          <w:szCs w:val="20"/>
+          <w:lang w:eastAsia="fr-FR"/>
+        </w:rPr>
+        <w:t>xn</w:t>
+      </w:r>
+      <w:proofErr w:type="spellEnd"/>
+      <w:r>
+        <w:rPr>
+          <w:rFonts w:ascii="Courier New" w:eastAsia="Times New Roman" w:hAnsi="Courier New" w:cs="Courier New"/>
+          <w:sz w:val="20"/>
+          <w:szCs w:val="20"/>
+          <w:lang w:eastAsia="fr-FR"/>
+        </w:rPr>
+        <w:t>)</w:t>
+      </w:r>
+      <w:r>
+        <w:rPr>
+          <w:rFonts w:ascii="Courier New" w:eastAsia="Times New Roman" w:hAnsi="Courier New" w:cs="Courier New"/>
+          <w:sz w:val="20"/>
+          <w:szCs w:val="20"/>
+          <w:lang w:eastAsia="fr-FR"/>
+        </w:rPr>
+        <w:t xml:space="preserve"> =</w:t>
+      </w:r>
+      <w:r>
+        <w:rPr>
+          <w:rFonts w:ascii="Courier New" w:eastAsia="Times New Roman" w:hAnsi="Courier New" w:cs="Courier New"/>
+          <w:sz w:val="20"/>
+          <w:szCs w:val="20"/>
+          <w:lang w:eastAsia="fr-FR"/>
+        </w:rPr>
+        <w:t xml:space="preserve"> c1x1 c2x2</w:t>
+      </w:r>
+      <w:r>
+        <w:rPr>
+          <w:rFonts w:ascii="Courier New" w:eastAsia="Times New Roman" w:hAnsi="Courier New" w:cs="Courier New"/>
+          <w:sz w:val="20"/>
+          <w:szCs w:val="20"/>
+          <w:lang w:eastAsia="fr-FR"/>
+        </w:rPr>
+        <w:t xml:space="preserve"> </w:t>
+      </w:r>
+      <w:proofErr w:type="spellStart"/>
+      <w:r>
+        <w:rPr>
+          <w:rFonts w:ascii="Courier New" w:eastAsia="Times New Roman" w:hAnsi="Courier New" w:cs="Courier New"/>
+          <w:sz w:val="20"/>
+          <w:szCs w:val="20"/>
+          <w:lang w:eastAsia="fr-FR"/>
+        </w:rPr>
+        <w:t>cnxn</w:t>
+      </w:r>
+      <w:proofErr w:type="spellEnd"/>
+      <w:r>
+        <w:rPr>
+          <w:rFonts w:ascii="Courier New" w:eastAsia="Times New Roman" w:hAnsi="Courier New" w:cs="Courier New"/>
+          <w:sz w:val="20"/>
+          <w:szCs w:val="20"/>
+          <w:lang w:eastAsia="fr-FR"/>
+        </w:rPr>
+        <w:t>.</w:t>
+      </w:r>
+    </w:p>
+    <w:p>
+      <w:pPr>
+        <w:tabs>
+          <w:tab w:val="left" w:pos="916"/>
+          <w:tab w:val="left" w:pos="1832"/>
+          <w:tab w:val="left" w:pos="2748"/>
+          <w:tab w:val="left" w:pos="3664"/>
+          <w:tab w:val="left" w:pos="4580"/>
+          <w:tab w:val="left" w:pos="5496"/>
+          <w:tab w:val="left" w:pos="6412"/>
+          <w:tab w:val="left" w:pos="7328"/>
+          <w:tab w:val="left" w:pos="8244"/>
+          <w:tab w:val="left" w:pos="9160"/>
+          <w:tab w:val="left" w:pos="10076"/>
+          <w:tab w:val="left" w:pos="10992"/>
+          <w:tab w:val="left" w:pos="11908"/>
+          <w:tab w:val="left" w:pos="12824"/>
+          <w:tab w:val="left" w:pos="13740"/>
+          <w:tab w:val="left" w:pos="14656"/>
+        </w:tabs>
+        <w:spacing w:after="0" w:line="240" w:lineRule="auto"/>
+        <w:rPr>
+          <w:rFonts w:ascii="Courier New" w:eastAsia="Times New Roman" w:hAnsi="Courier New" w:cs="Courier New"/>
+          <w:sz w:val="20"/>
+          <w:szCs w:val="20"/>
+          <w:lang w:eastAsia="fr-FR"/>
+        </w:rPr>
+      </w:pPr>
+    </w:p>
+    <w:p>
+      <w:pPr>
+        <w:tabs>
+          <w:tab w:val="left" w:pos="916"/>
+          <w:tab w:val="left" w:pos="1832"/>
+          <w:tab w:val="left" w:pos="2748"/>
+          <w:tab w:val="left" w:pos="3664"/>
+          <w:tab w:val="left" w:pos="4580"/>
+          <w:tab w:val="left" w:pos="5496"/>
+          <w:tab w:val="left" w:pos="6412"/>
+          <w:tab w:val="left" w:pos="7328"/>
+          <w:tab w:val="left" w:pos="8244"/>
+          <w:tab w:val="left" w:pos="9160"/>
+          <w:tab w:val="left" w:pos="10076"/>
+          <w:tab w:val="left" w:pos="10992"/>
+          <w:tab w:val="left" w:pos="11908"/>
+          <w:tab w:val="left" w:pos="12824"/>
+          <w:tab w:val="left" w:pos="13740"/>
+          <w:tab w:val="left" w:pos="14656"/>
+        </w:tabs>
+        <w:spacing w:after="0" w:line="240" w:lineRule="auto"/>
+        <w:rPr>
+          <w:rFonts w:ascii="Courier New" w:eastAsia="Times New Roman" w:hAnsi="Courier New" w:cs="Courier New"/>
+          <w:sz w:val="20"/>
+          <w:szCs w:val="20"/>
+          <w:lang w:eastAsia="fr-FR"/>
+        </w:rPr>
+      </w:pPr>
+    </w:p>
+    <w:p>
+      <w:pPr>
+        <w:tabs>
+          <w:tab w:val="left" w:pos="2076"/>
+        </w:tabs>
+      </w:pPr>
+      <w:r>
+        <w:t>P</w:t>
+      </w:r>
+      <w:r>
+        <w:t xml:space="preserve">ar exemple, </w:t>
+      </w:r>
+      <w:proofErr w:type="gramStart"/>
+      <w:r>
+        <w:t>f(</w:t>
+      </w:r>
+      <w:proofErr w:type="gramEnd"/>
+      <w:r>
+        <w:t xml:space="preserve">x1, x2) </w:t>
+      </w:r>
+      <w:r>
+        <w:t xml:space="preserve">= </w:t>
+      </w:r>
+      <w:r>
+        <w:t>2x1</w:t>
+      </w:r>
+      <w:r>
+        <w:t xml:space="preserve"> +</w:t>
+      </w:r>
+      <w:r>
+        <w:t xml:space="preserve"> x2 est une fonction linéaire de x1 et x2, mais f(x1, x2)</w:t>
+      </w:r>
+      <w:r>
+        <w:t xml:space="preserve"> =</w:t>
+      </w:r>
+      <w:r>
+        <w:t xml:space="preserve"> x</w:t>
+      </w:r>
+      <w:r>
+        <w:t xml:space="preserve">1^2 * </w:t>
+      </w:r>
+      <w:r>
+        <w:t>x2</w:t>
+      </w:r>
+      <w:r>
+        <w:t xml:space="preserve"> </w:t>
+      </w:r>
+      <w:r>
+        <w:t>n'est pas une fonction linéaire de x1 et x2.</w:t>
+      </w:r>
+    </w:p>
+    <w:p>
+      <w:pPr>
+        <w:pStyle w:val="PrformatHTML"/>
+      </w:pPr>
+      <w:r>
+        <w:t xml:space="preserve">DÉFINITION </w:t>
+      </w:r>
+      <w:proofErr w:type="gramStart"/>
+      <w:r>
+        <w:rPr>
+          <w:rFonts w:ascii="Arial" w:hAnsi="Arial" w:cs="Arial"/>
+        </w:rPr>
+        <w:t>■</w:t>
+      </w:r>
+      <w:r>
+        <w:t xml:space="preserve"> </w:t>
+      </w:r>
+      <w:r>
+        <w:t xml:space="preserve"> </w:t>
+      </w:r>
+      <w:r>
+        <w:t>Pour</w:t>
+      </w:r>
+      <w:proofErr w:type="gramEnd"/>
+      <w:r>
+        <w:t xml:space="preserve"> toute fonction linéaire f(x1, x2, ..., </w:t>
+      </w:r>
+      <w:proofErr w:type="spellStart"/>
+      <w:r>
+        <w:t>Xn</w:t>
+      </w:r>
+      <w:proofErr w:type="spellEnd"/>
+      <w:r>
+        <w:t xml:space="preserve">) et tout nombre b, les inégalités f(x1,x2 ,. . . , </w:t>
+      </w:r>
+      <w:proofErr w:type="spellStart"/>
+      <w:r>
+        <w:t>xn</w:t>
+      </w:r>
+      <w:proofErr w:type="spellEnd"/>
+      <w:r>
+        <w:t>)</w:t>
+      </w:r>
+      <w:r>
+        <w:t>&lt;=</w:t>
+      </w:r>
+      <w:r>
+        <w:t xml:space="preserve"> b et f(x1, x2, ..., </w:t>
+      </w:r>
+      <w:proofErr w:type="spellStart"/>
+      <w:r>
+        <w:t>xn</w:t>
+      </w:r>
+      <w:proofErr w:type="spellEnd"/>
+      <w:r>
+        <w:t>)</w:t>
+      </w:r>
+      <w:r>
+        <w:t>&gt;=</w:t>
+      </w:r>
+      <w:r>
+        <w:t xml:space="preserve"> b sont des inégalités linéaires.</w:t>
+      </w:r>
+    </w:p>
+    <w:p>
+      <w:pPr>
+        <w:tabs>
+          <w:tab w:val="left" w:pos="2076"/>
+        </w:tabs>
+      </w:pPr>
+    </w:p>
+    <w:p>
+      <w:pPr>
+        <w:tabs>
+          <w:tab w:val="left" w:pos="916"/>
+          <w:tab w:val="left" w:pos="1832"/>
+          <w:tab w:val="left" w:pos="2748"/>
+          <w:tab w:val="left" w:pos="3664"/>
+          <w:tab w:val="left" w:pos="4580"/>
+          <w:tab w:val="left" w:pos="5496"/>
+          <w:tab w:val="left" w:pos="6412"/>
+          <w:tab w:val="left" w:pos="7328"/>
+          <w:tab w:val="left" w:pos="8244"/>
+          <w:tab w:val="left" w:pos="9160"/>
+          <w:tab w:val="left" w:pos="10076"/>
+          <w:tab w:val="left" w:pos="10992"/>
+          <w:tab w:val="left" w:pos="11908"/>
+          <w:tab w:val="left" w:pos="12824"/>
+          <w:tab w:val="left" w:pos="13740"/>
+          <w:tab w:val="left" w:pos="14656"/>
+        </w:tabs>
+        <w:spacing w:after="0" w:line="240" w:lineRule="auto"/>
+        <w:rPr>
+          <w:rFonts w:asciiTheme="majorHAnsi" w:eastAsia="Times New Roman" w:hAnsiTheme="majorHAnsi" w:cstheme="majorHAnsi"/>
+          <w:sz w:val="24"/>
+          <w:szCs w:val="24"/>
+          <w:lang w:eastAsia="fr-FR"/>
+        </w:rPr>
+      </w:pPr>
+      <w:r>
+        <w:rPr>
+          <w:rFonts w:asciiTheme="majorHAnsi" w:eastAsia="Times New Roman" w:hAnsiTheme="majorHAnsi" w:cstheme="majorHAnsi"/>
+          <w:sz w:val="24"/>
+          <w:szCs w:val="24"/>
+          <w:lang w:eastAsia="fr-FR"/>
+        </w:rPr>
+        <w:t>Ainsi, 2x1</w:t>
+      </w:r>
+      <w:r>
+        <w:rPr>
+          <w:rFonts w:asciiTheme="majorHAnsi" w:eastAsia="Times New Roman" w:hAnsiTheme="majorHAnsi" w:cstheme="majorHAnsi"/>
+          <w:sz w:val="24"/>
+          <w:szCs w:val="24"/>
+          <w:lang w:eastAsia="fr-FR"/>
+        </w:rPr>
+        <w:t xml:space="preserve"> +</w:t>
+      </w:r>
+      <w:r>
+        <w:rPr>
+          <w:rFonts w:asciiTheme="majorHAnsi" w:eastAsia="Times New Roman" w:hAnsiTheme="majorHAnsi" w:cstheme="majorHAnsi"/>
+          <w:sz w:val="24"/>
+          <w:szCs w:val="24"/>
+          <w:lang w:eastAsia="fr-FR"/>
+        </w:rPr>
+        <w:t xml:space="preserve"> 3x2 </w:t>
+      </w:r>
+      <w:r>
+        <w:rPr>
+          <w:rFonts w:asciiTheme="majorHAnsi" w:eastAsia="Times New Roman" w:hAnsiTheme="majorHAnsi" w:cstheme="majorHAnsi"/>
+          <w:sz w:val="24"/>
+          <w:szCs w:val="24"/>
+          <w:lang w:eastAsia="fr-FR"/>
+        </w:rPr>
+        <w:t xml:space="preserve">&lt;= </w:t>
+      </w:r>
+      <w:r>
+        <w:rPr>
+          <w:rFonts w:asciiTheme="majorHAnsi" w:eastAsia="Times New Roman" w:hAnsiTheme="majorHAnsi" w:cstheme="majorHAnsi"/>
+          <w:sz w:val="24"/>
+          <w:szCs w:val="24"/>
+          <w:lang w:eastAsia="fr-FR"/>
+        </w:rPr>
+        <w:t>3 et 2x1</w:t>
+      </w:r>
+      <w:r>
+        <w:rPr>
+          <w:rFonts w:asciiTheme="majorHAnsi" w:eastAsia="Times New Roman" w:hAnsiTheme="majorHAnsi" w:cstheme="majorHAnsi"/>
+          <w:sz w:val="24"/>
+          <w:szCs w:val="24"/>
+          <w:lang w:eastAsia="fr-FR"/>
+        </w:rPr>
+        <w:t xml:space="preserve"> +</w:t>
+      </w:r>
+      <w:r>
+        <w:rPr>
+          <w:rFonts w:asciiTheme="majorHAnsi" w:eastAsia="Times New Roman" w:hAnsiTheme="majorHAnsi" w:cstheme="majorHAnsi"/>
+          <w:sz w:val="24"/>
+          <w:szCs w:val="24"/>
+          <w:lang w:eastAsia="fr-FR"/>
+        </w:rPr>
+        <w:t xml:space="preserve"> x2 </w:t>
+      </w:r>
+      <w:r>
+        <w:rPr>
+          <w:rFonts w:asciiTheme="majorHAnsi" w:eastAsia="Times New Roman" w:hAnsiTheme="majorHAnsi" w:cstheme="majorHAnsi"/>
+          <w:sz w:val="24"/>
+          <w:szCs w:val="24"/>
+          <w:lang w:eastAsia="fr-FR"/>
+        </w:rPr>
+        <w:t xml:space="preserve">&gt;= </w:t>
+      </w:r>
+      <w:r>
+        <w:rPr>
+          <w:rFonts w:asciiTheme="majorHAnsi" w:eastAsia="Times New Roman" w:hAnsiTheme="majorHAnsi" w:cstheme="majorHAnsi"/>
+          <w:sz w:val="24"/>
+          <w:szCs w:val="24"/>
+          <w:lang w:eastAsia="fr-FR"/>
+        </w:rPr>
+        <w:t xml:space="preserve">3 sont des inégalités linéaires, mais </w:t>
+      </w:r>
+      <w:r>
+        <w:rPr>
+          <w:rFonts w:asciiTheme="majorHAnsi" w:hAnsiTheme="majorHAnsi" w:cstheme="majorHAnsi"/>
+          <w:sz w:val="24"/>
+          <w:szCs w:val="24"/>
+        </w:rPr>
+        <w:t>= x1^2 * x2</w:t>
+      </w:r>
+      <w:r>
+        <w:rPr>
+          <w:rFonts w:asciiTheme="majorHAnsi" w:hAnsiTheme="majorHAnsi" w:cstheme="majorHAnsi"/>
+          <w:sz w:val="24"/>
+          <w:szCs w:val="24"/>
+        </w:rPr>
+        <w:t xml:space="preserve"> &gt;</w:t>
+      </w:r>
+      <w:r>
+        <w:rPr>
+          <w:rFonts w:asciiTheme="majorHAnsi" w:eastAsia="Times New Roman" w:hAnsiTheme="majorHAnsi" w:cstheme="majorHAnsi"/>
+          <w:sz w:val="24"/>
+          <w:szCs w:val="24"/>
+          <w:lang w:eastAsia="fr-FR"/>
+        </w:rPr>
+        <w:t xml:space="preserve"> 3 n'est pas un</w:t>
+      </w:r>
+      <w:r>
+        <w:rPr>
+          <w:rFonts w:asciiTheme="majorHAnsi" w:eastAsia="Times New Roman" w:hAnsiTheme="majorHAnsi" w:cstheme="majorHAnsi"/>
+          <w:sz w:val="24"/>
+          <w:szCs w:val="24"/>
+          <w:lang w:eastAsia="fr-FR"/>
+        </w:rPr>
+        <w:t xml:space="preserve">e </w:t>
+      </w:r>
+      <w:r>
+        <w:rPr>
+          <w:rFonts w:asciiTheme="majorHAnsi" w:eastAsia="Times New Roman" w:hAnsiTheme="majorHAnsi" w:cstheme="majorHAnsi"/>
+          <w:sz w:val="24"/>
+          <w:szCs w:val="24"/>
+          <w:lang w:eastAsia="fr-FR"/>
+        </w:rPr>
+        <w:t>inégalité linéaire</w:t>
+      </w:r>
+    </w:p>
+    <w:p>
+      <w:pPr>
+        <w:tabs>
+          <w:tab w:val="left" w:pos="916"/>
+          <w:tab w:val="left" w:pos="1832"/>
+          <w:tab w:val="left" w:pos="2748"/>
+          <w:tab w:val="left" w:pos="3664"/>
+          <w:tab w:val="left" w:pos="4580"/>
+          <w:tab w:val="left" w:pos="5496"/>
+          <w:tab w:val="left" w:pos="6412"/>
+          <w:tab w:val="left" w:pos="7328"/>
+          <w:tab w:val="left" w:pos="8244"/>
+          <w:tab w:val="left" w:pos="9160"/>
+          <w:tab w:val="left" w:pos="10076"/>
+          <w:tab w:val="left" w:pos="10992"/>
+          <w:tab w:val="left" w:pos="11908"/>
+          <w:tab w:val="left" w:pos="12824"/>
+          <w:tab w:val="left" w:pos="13740"/>
+          <w:tab w:val="left" w:pos="14656"/>
+        </w:tabs>
+        <w:spacing w:after="0" w:line="240" w:lineRule="auto"/>
+        <w:rPr>
+          <w:rFonts w:ascii="Courier New" w:eastAsia="Times New Roman" w:hAnsi="Courier New" w:cs="Courier New"/>
+          <w:sz w:val="20"/>
+          <w:szCs w:val="20"/>
+          <w:lang w:eastAsia="fr-FR"/>
+        </w:rPr>
+      </w:pPr>
+    </w:p>
+    <w:p>
+      <w:pPr>
+        <w:spacing w:after="0" w:line="240" w:lineRule="auto"/>
+        <w:rPr>
+          <w:rFonts w:ascii="Times New Roman" w:eastAsia="Times New Roman" w:hAnsi="Times New Roman" w:cs="Times New Roman"/>
+          <w:sz w:val="24"/>
+          <w:szCs w:val="24"/>
+          <w:lang w:eastAsia="fr-FR"/>
+        </w:rPr>
+      </w:pPr>
+      <w:r>
+        <w:rPr>
+          <w:noProof/>
+        </w:rPr>
+        <w:drawing>
+          <wp:inline distT="0" distB="0" distL="0" distR="0" wp14:anchorId="4E7454F5" wp14:editId="4840DDC5">
+            <wp:extent cx="152400" cy="152400"/>
+            <wp:effectExtent l="0" t="0" r="0" b="0"/>
+            <wp:docPr id="1" name="Image 1"/>
+            <wp:cNvGraphicFramePr>
+              <a:graphicFrameLocks xmlns:a="http://schemas.openxmlformats.org/drawingml/2006/main" noChangeAspect="1"/>
+            </wp:cNvGraphicFramePr>
+            <a:graphic xmlns:a="http://schemas.openxmlformats.org/drawingml/2006/main">
+              <a:graphicData uri="http://schemas.openxmlformats.org/drawingml/2006/picture">
+                <pic:pic xmlns:pic="http://schemas.openxmlformats.org/drawingml/2006/picture">
+                  <pic:nvPicPr>
+                    <pic:cNvPr id="0" name="Picture 1"/>
+                    <pic:cNvPicPr>
+                      <a:picLocks noChangeAspect="1" noChangeArrowheads="1"/>
+                    </pic:cNvPicPr>
+                  </pic:nvPicPr>
+                  <pic:blipFill>
+                    <a:blip r:embed="rId5">
+                      <a:extLst>
+                        <a:ext uri="{28A0092B-C50C-407E-A947-70E740481C1C}">
+                          <a14:useLocalDpi xmlns:a14="http://schemas.microsoft.com/office/drawing/2010/main" val="0"/>
+                        </a:ext>
+                      </a:extLst>
+                    </a:blip>
+                    <a:srcRect/>
+                    <a:stretch>
+                      <a:fillRect/>
+                    </a:stretch>
+                  </pic:blipFill>
+                  <pic:spPr bwMode="auto">
+                    <a:xfrm>
+                      <a:off x="0" y="0"/>
+                      <a:ext cx="152400" cy="152400"/>
+                    </a:xfrm>
+                    <a:prstGeom prst="rect">
+                      <a:avLst/>
+                    </a:prstGeom>
+                    <a:noFill/>
+                    <a:ln>
+                      <a:noFill/>
+                    </a:ln>
+                  </pic:spPr>
+                </pic:pic>
+              </a:graphicData>
+            </a:graphic>
+          </wp:inline>
+        </w:drawing>
+      </w:r>
+    </w:p>
+    <w:p>
+      <w:pPr>
+        <w:tabs>
+          <w:tab w:val="left" w:pos="2076"/>
+        </w:tabs>
+      </w:pPr>
+      <w:r>
+        <w:t>Les restrictions de signe contraignent les valeurs des variables de décision, mais nous choisissons de considérer les restrictions de signe comme étant distinctes des contraintes. La raison en deviendra évidente lorsque nous étudierons l</w:t>
+      </w:r>
+      <w:r>
+        <w:t>’</w:t>
+      </w:r>
+      <w:r>
+        <w:t>algorithme</w:t>
+      </w:r>
+      <w:r>
+        <w:t xml:space="preserve"> </w:t>
+      </w:r>
+      <w:proofErr w:type="gramStart"/>
+      <w:r>
+        <w:t xml:space="preserve">du </w:t>
+      </w:r>
+      <w:r>
+        <w:t xml:space="preserve"> simplex</w:t>
+      </w:r>
+      <w:r>
+        <w:t>e</w:t>
+      </w:r>
+      <w:proofErr w:type="gramEnd"/>
+      <w:r>
+        <w:t xml:space="preserve"> au chapitre 4.</w:t>
+      </w:r>
+    </w:p>
+    <w:p>
+      <w:pPr>
+        <w:tabs>
+          <w:tab w:val="left" w:pos="2076"/>
+        </w:tabs>
+      </w:pPr>
+    </w:p>
+    <w:p>
+      <w:pPr>
+        <w:tabs>
+          <w:tab w:val="left" w:pos="916"/>
+          <w:tab w:val="left" w:pos="1832"/>
+          <w:tab w:val="left" w:pos="2748"/>
+          <w:tab w:val="left" w:pos="3664"/>
+          <w:tab w:val="left" w:pos="4580"/>
+          <w:tab w:val="left" w:pos="5496"/>
+          <w:tab w:val="left" w:pos="6412"/>
+          <w:tab w:val="left" w:pos="7328"/>
+          <w:tab w:val="left" w:pos="8244"/>
+          <w:tab w:val="left" w:pos="9160"/>
+          <w:tab w:val="left" w:pos="10076"/>
+          <w:tab w:val="left" w:pos="10992"/>
+          <w:tab w:val="left" w:pos="11908"/>
+          <w:tab w:val="left" w:pos="12824"/>
+          <w:tab w:val="left" w:pos="13740"/>
+          <w:tab w:val="left" w:pos="14656"/>
+        </w:tabs>
+        <w:spacing w:after="0" w:line="240" w:lineRule="auto"/>
+        <w:rPr>
+          <w:rFonts w:ascii="Courier New" w:eastAsia="Times New Roman" w:hAnsi="Courier New" w:cs="Courier New"/>
+          <w:sz w:val="20"/>
+          <w:szCs w:val="20"/>
+          <w:lang w:eastAsia="fr-FR"/>
+        </w:rPr>
+      </w:pPr>
+      <w:r>
+        <w:rPr>
+          <w:rFonts w:ascii="Courier New" w:eastAsia="Times New Roman" w:hAnsi="Courier New" w:cs="Courier New"/>
+          <w:sz w:val="20"/>
+          <w:szCs w:val="20"/>
+          <w:lang w:eastAsia="fr-FR"/>
+        </w:rPr>
+        <w:t xml:space="preserve">DÉFINITION </w:t>
+      </w:r>
+      <w:r>
+        <w:rPr>
+          <w:rFonts w:ascii="Arial" w:eastAsia="Times New Roman" w:hAnsi="Arial" w:cs="Arial"/>
+          <w:sz w:val="20"/>
+          <w:szCs w:val="20"/>
+          <w:lang w:eastAsia="fr-FR"/>
+        </w:rPr>
+        <w:t>■</w:t>
+      </w:r>
+      <w:r>
+        <w:rPr>
+          <w:rFonts w:ascii="Courier New" w:eastAsia="Times New Roman" w:hAnsi="Courier New" w:cs="Courier New"/>
+          <w:sz w:val="20"/>
+          <w:szCs w:val="20"/>
+          <w:lang w:eastAsia="fr-FR"/>
+        </w:rPr>
+        <w:t xml:space="preserve"> </w:t>
+      </w:r>
+      <w:r>
+        <w:rPr>
+          <w:rFonts w:ascii="Courier New" w:eastAsia="Times New Roman" w:hAnsi="Courier New" w:cs="Courier New"/>
+          <w:sz w:val="20"/>
+          <w:szCs w:val="20"/>
+          <w:lang w:eastAsia="fr-FR"/>
+        </w:rPr>
+        <w:t>Un problème de programmation linéaire (LP) est un problème d'optimisation pour lequel nous</w:t>
+      </w:r>
+      <w:r>
+        <w:rPr>
+          <w:rFonts w:ascii="Courier New" w:eastAsia="Times New Roman" w:hAnsi="Courier New" w:cs="Courier New"/>
+          <w:sz w:val="20"/>
+          <w:szCs w:val="20"/>
+          <w:lang w:eastAsia="fr-FR"/>
+        </w:rPr>
+        <w:t xml:space="preserve"> </w:t>
+      </w:r>
+      <w:r>
+        <w:rPr>
+          <w:rFonts w:ascii="Courier New" w:eastAsia="Times New Roman" w:hAnsi="Courier New" w:cs="Courier New"/>
+          <w:sz w:val="20"/>
+          <w:szCs w:val="20"/>
+          <w:lang w:eastAsia="fr-FR"/>
+        </w:rPr>
+        <w:t>P</w:t>
+      </w:r>
+      <w:r>
+        <w:rPr>
+          <w:rFonts w:ascii="Courier New" w:eastAsia="Times New Roman" w:hAnsi="Courier New" w:cs="Courier New"/>
+          <w:sz w:val="20"/>
+          <w:szCs w:val="20"/>
+          <w:lang w:eastAsia="fr-FR"/>
+        </w:rPr>
+        <w:t>rocéd</w:t>
+      </w:r>
+      <w:r>
+        <w:rPr>
+          <w:rFonts w:ascii="Courier New" w:eastAsia="Times New Roman" w:hAnsi="Courier New" w:cs="Courier New"/>
+          <w:sz w:val="20"/>
+          <w:szCs w:val="20"/>
+          <w:lang w:eastAsia="fr-FR"/>
+        </w:rPr>
+        <w:t xml:space="preserve">ons </w:t>
+      </w:r>
+      <w:r>
+        <w:rPr>
+          <w:rFonts w:ascii="Courier New" w:eastAsia="Times New Roman" w:hAnsi="Courier New" w:cs="Courier New"/>
+          <w:sz w:val="20"/>
+          <w:szCs w:val="20"/>
+          <w:lang w:eastAsia="fr-FR"/>
+        </w:rPr>
+        <w:t xml:space="preserve">comme </w:t>
+      </w:r>
+      <w:proofErr w:type="gramStart"/>
+      <w:r>
+        <w:rPr>
+          <w:rFonts w:ascii="Courier New" w:eastAsia="Times New Roman" w:hAnsi="Courier New" w:cs="Courier New"/>
+          <w:sz w:val="20"/>
+          <w:szCs w:val="20"/>
+          <w:lang w:eastAsia="fr-FR"/>
+        </w:rPr>
+        <w:t>suit:</w:t>
+      </w:r>
+      <w:proofErr w:type="gramEnd"/>
+    </w:p>
+    <w:p>
+      <w:pPr>
+        <w:tabs>
+          <w:tab w:val="left" w:pos="916"/>
+          <w:tab w:val="left" w:pos="1832"/>
+          <w:tab w:val="left" w:pos="2748"/>
+          <w:tab w:val="left" w:pos="3664"/>
+          <w:tab w:val="left" w:pos="4580"/>
+          <w:tab w:val="left" w:pos="5496"/>
+          <w:tab w:val="left" w:pos="6412"/>
+          <w:tab w:val="left" w:pos="7328"/>
+          <w:tab w:val="left" w:pos="8244"/>
+          <w:tab w:val="left" w:pos="9160"/>
+          <w:tab w:val="left" w:pos="10076"/>
+          <w:tab w:val="left" w:pos="10992"/>
+          <w:tab w:val="left" w:pos="11908"/>
+          <w:tab w:val="left" w:pos="12824"/>
+          <w:tab w:val="left" w:pos="13740"/>
+          <w:tab w:val="left" w:pos="14656"/>
+        </w:tabs>
+        <w:spacing w:after="0" w:line="240" w:lineRule="auto"/>
+        <w:rPr>
+          <w:rFonts w:ascii="Courier New" w:eastAsia="Times New Roman" w:hAnsi="Courier New" w:cs="Courier New"/>
+          <w:sz w:val="20"/>
+          <w:szCs w:val="20"/>
+          <w:lang w:eastAsia="fr-FR"/>
+        </w:rPr>
+      </w:pPr>
+    </w:p>
+    <w:p>
+      <w:pPr>
+        <w:tabs>
+          <w:tab w:val="left" w:pos="916"/>
+          <w:tab w:val="left" w:pos="1832"/>
+          <w:tab w:val="left" w:pos="2748"/>
+          <w:tab w:val="left" w:pos="3664"/>
+          <w:tab w:val="left" w:pos="4580"/>
+          <w:tab w:val="left" w:pos="5496"/>
+          <w:tab w:val="left" w:pos="6412"/>
+          <w:tab w:val="left" w:pos="7328"/>
+          <w:tab w:val="left" w:pos="8244"/>
+          <w:tab w:val="left" w:pos="9160"/>
+          <w:tab w:val="left" w:pos="10076"/>
+          <w:tab w:val="left" w:pos="10992"/>
+          <w:tab w:val="left" w:pos="11908"/>
+          <w:tab w:val="left" w:pos="12824"/>
+          <w:tab w:val="left" w:pos="13740"/>
+          <w:tab w:val="left" w:pos="14656"/>
+        </w:tabs>
+        <w:spacing w:after="0" w:line="240" w:lineRule="auto"/>
+        <w:rPr>
+          <w:rFonts w:ascii="Courier New" w:eastAsia="Times New Roman" w:hAnsi="Courier New" w:cs="Courier New"/>
+          <w:sz w:val="20"/>
+          <w:szCs w:val="20"/>
+          <w:lang w:eastAsia="fr-FR"/>
+        </w:rPr>
+      </w:pPr>
+      <w:r>
+        <w:rPr>
+          <w:rFonts w:ascii="Courier New" w:eastAsia="Times New Roman" w:hAnsi="Courier New" w:cs="Courier New"/>
+          <w:sz w:val="20"/>
+          <w:szCs w:val="20"/>
+          <w:lang w:eastAsia="fr-FR"/>
+        </w:rPr>
+        <w:t xml:space="preserve">1 Nous essayons de maximiser (ou de minimiser) une fonction linéaire des variables de décision. La fonction qui doit être maximisée ou minimisée s'appelle </w:t>
+      </w:r>
+      <w:proofErr w:type="gramStart"/>
+      <w:r>
+        <w:rPr>
+          <w:rFonts w:ascii="Courier New" w:eastAsia="Times New Roman" w:hAnsi="Courier New" w:cs="Courier New"/>
+          <w:sz w:val="20"/>
+          <w:szCs w:val="20"/>
+          <w:lang w:eastAsia="fr-FR"/>
+        </w:rPr>
+        <w:t>l</w:t>
+      </w:r>
+      <w:r>
+        <w:rPr>
+          <w:rFonts w:ascii="Courier New" w:eastAsia="Times New Roman" w:hAnsi="Courier New" w:cs="Courier New"/>
+          <w:sz w:val="20"/>
+          <w:szCs w:val="20"/>
+          <w:lang w:eastAsia="fr-FR"/>
+        </w:rPr>
+        <w:t>a fonction objectif</w:t>
+      </w:r>
+      <w:proofErr w:type="gramEnd"/>
+      <w:r>
+        <w:rPr>
+          <w:rFonts w:ascii="Courier New" w:eastAsia="Times New Roman" w:hAnsi="Courier New" w:cs="Courier New"/>
+          <w:sz w:val="20"/>
+          <w:szCs w:val="20"/>
+          <w:lang w:eastAsia="fr-FR"/>
+        </w:rPr>
+        <w:t>.</w:t>
+      </w:r>
+    </w:p>
+    <w:p>
+      <w:pPr>
+        <w:tabs>
+          <w:tab w:val="left" w:pos="916"/>
+          <w:tab w:val="left" w:pos="1832"/>
+          <w:tab w:val="left" w:pos="2748"/>
+          <w:tab w:val="left" w:pos="3664"/>
+          <w:tab w:val="left" w:pos="4580"/>
+          <w:tab w:val="left" w:pos="5496"/>
+          <w:tab w:val="left" w:pos="6412"/>
+          <w:tab w:val="left" w:pos="7328"/>
+          <w:tab w:val="left" w:pos="8244"/>
+          <w:tab w:val="left" w:pos="9160"/>
+          <w:tab w:val="left" w:pos="10076"/>
+          <w:tab w:val="left" w:pos="10992"/>
+          <w:tab w:val="left" w:pos="11908"/>
+          <w:tab w:val="left" w:pos="12824"/>
+          <w:tab w:val="left" w:pos="13740"/>
+          <w:tab w:val="left" w:pos="14656"/>
+        </w:tabs>
+        <w:spacing w:after="0" w:line="240" w:lineRule="auto"/>
+        <w:rPr>
+          <w:rFonts w:ascii="Courier New" w:eastAsia="Times New Roman" w:hAnsi="Courier New" w:cs="Courier New"/>
+          <w:sz w:val="20"/>
+          <w:szCs w:val="20"/>
+          <w:lang w:eastAsia="fr-FR"/>
+        </w:rPr>
+      </w:pPr>
+    </w:p>
+    <w:p>
+      <w:pPr>
+        <w:tabs>
+          <w:tab w:val="left" w:pos="916"/>
+          <w:tab w:val="left" w:pos="1832"/>
+          <w:tab w:val="left" w:pos="2748"/>
+          <w:tab w:val="left" w:pos="3664"/>
+          <w:tab w:val="left" w:pos="4580"/>
+          <w:tab w:val="left" w:pos="5496"/>
+          <w:tab w:val="left" w:pos="6412"/>
+          <w:tab w:val="left" w:pos="7328"/>
+          <w:tab w:val="left" w:pos="8244"/>
+          <w:tab w:val="left" w:pos="9160"/>
+          <w:tab w:val="left" w:pos="10076"/>
+          <w:tab w:val="left" w:pos="10992"/>
+          <w:tab w:val="left" w:pos="11908"/>
+          <w:tab w:val="left" w:pos="12824"/>
+          <w:tab w:val="left" w:pos="13740"/>
+          <w:tab w:val="left" w:pos="14656"/>
+        </w:tabs>
+        <w:spacing w:after="0" w:line="240" w:lineRule="auto"/>
+        <w:rPr>
+          <w:rFonts w:ascii="Courier New" w:eastAsia="Times New Roman" w:hAnsi="Courier New" w:cs="Courier New"/>
+          <w:sz w:val="20"/>
+          <w:szCs w:val="20"/>
+          <w:lang w:eastAsia="fr-FR"/>
+        </w:rPr>
+      </w:pPr>
+      <w:r>
+        <w:rPr>
+          <w:rFonts w:ascii="Courier New" w:eastAsia="Times New Roman" w:hAnsi="Courier New" w:cs="Courier New"/>
+          <w:sz w:val="20"/>
+          <w:szCs w:val="20"/>
+          <w:lang w:eastAsia="fr-FR"/>
+        </w:rPr>
+        <w:t>2 Les valeurs des variables de décision doivent satisfaire un ensemble de contraintes. Chaque contrainte doit être une équation linéaire ou une inégalité linéaire.</w:t>
+      </w:r>
+    </w:p>
+    <w:p>
+      <w:pPr>
+        <w:tabs>
+          <w:tab w:val="left" w:pos="916"/>
+          <w:tab w:val="left" w:pos="1832"/>
+          <w:tab w:val="left" w:pos="2748"/>
+          <w:tab w:val="left" w:pos="3664"/>
+          <w:tab w:val="left" w:pos="4580"/>
+          <w:tab w:val="left" w:pos="5496"/>
+          <w:tab w:val="left" w:pos="6412"/>
+          <w:tab w:val="left" w:pos="7328"/>
+          <w:tab w:val="left" w:pos="8244"/>
+          <w:tab w:val="left" w:pos="9160"/>
+          <w:tab w:val="left" w:pos="10076"/>
+          <w:tab w:val="left" w:pos="10992"/>
+          <w:tab w:val="left" w:pos="11908"/>
+          <w:tab w:val="left" w:pos="12824"/>
+          <w:tab w:val="left" w:pos="13740"/>
+          <w:tab w:val="left" w:pos="14656"/>
+        </w:tabs>
+        <w:spacing w:after="0" w:line="240" w:lineRule="auto"/>
+        <w:rPr>
+          <w:rFonts w:ascii="Courier New" w:eastAsia="Times New Roman" w:hAnsi="Courier New" w:cs="Courier New"/>
+          <w:sz w:val="20"/>
+          <w:szCs w:val="20"/>
+          <w:lang w:eastAsia="fr-FR"/>
+        </w:rPr>
+      </w:pPr>
+    </w:p>
+    <w:p>
+      <w:pPr>
+        <w:tabs>
+          <w:tab w:val="left" w:pos="916"/>
+          <w:tab w:val="left" w:pos="1832"/>
+          <w:tab w:val="left" w:pos="2748"/>
+          <w:tab w:val="left" w:pos="3664"/>
+          <w:tab w:val="left" w:pos="4580"/>
+          <w:tab w:val="left" w:pos="5496"/>
+          <w:tab w:val="left" w:pos="6412"/>
+          <w:tab w:val="left" w:pos="7328"/>
+          <w:tab w:val="left" w:pos="8244"/>
+          <w:tab w:val="left" w:pos="9160"/>
+          <w:tab w:val="left" w:pos="10076"/>
+          <w:tab w:val="left" w:pos="10992"/>
+          <w:tab w:val="left" w:pos="11908"/>
+          <w:tab w:val="left" w:pos="12824"/>
+          <w:tab w:val="left" w:pos="13740"/>
+          <w:tab w:val="left" w:pos="14656"/>
+        </w:tabs>
+        <w:spacing w:after="0" w:line="240" w:lineRule="auto"/>
+        <w:rPr>
+          <w:rFonts w:ascii="Courier New" w:eastAsia="Times New Roman" w:hAnsi="Courier New" w:cs="Courier New"/>
+          <w:sz w:val="20"/>
+          <w:szCs w:val="20"/>
+          <w:lang w:eastAsia="fr-FR"/>
+        </w:rPr>
+      </w:pPr>
+      <w:r>
+        <w:rPr>
+          <w:rFonts w:ascii="Courier New" w:eastAsia="Times New Roman" w:hAnsi="Courier New" w:cs="Courier New"/>
+          <w:sz w:val="20"/>
+          <w:szCs w:val="20"/>
+          <w:lang w:eastAsia="fr-FR"/>
+        </w:rPr>
+        <w:t>3 Une restriction de signe est associée à chaque variable. Pour toute variable xi, le signe</w:t>
+      </w:r>
+      <w:r>
+        <w:rPr>
+          <w:rFonts w:ascii="Courier New" w:eastAsia="Times New Roman" w:hAnsi="Courier New" w:cs="Courier New"/>
+          <w:sz w:val="20"/>
+          <w:szCs w:val="20"/>
+          <w:lang w:eastAsia="fr-FR"/>
+        </w:rPr>
+        <w:t xml:space="preserve"> </w:t>
+      </w:r>
+      <w:r>
+        <w:rPr>
+          <w:rFonts w:ascii="Courier New" w:eastAsia="Times New Roman" w:hAnsi="Courier New" w:cs="Courier New"/>
+          <w:sz w:val="20"/>
+          <w:szCs w:val="20"/>
+          <w:lang w:eastAsia="fr-FR"/>
+        </w:rPr>
+        <w:t xml:space="preserve">restriction spécifie que xi doit être soit non négatif (xi </w:t>
+      </w:r>
+      <w:r>
+        <w:rPr>
+          <w:rFonts w:ascii="Courier New" w:eastAsia="Times New Roman" w:hAnsi="Courier New" w:cs="Courier New"/>
+          <w:sz w:val="20"/>
+          <w:szCs w:val="20"/>
+          <w:lang w:eastAsia="fr-FR"/>
+        </w:rPr>
+        <w:t xml:space="preserve">&gt; </w:t>
+      </w:r>
+      <w:r>
+        <w:rPr>
+          <w:rFonts w:ascii="Courier New" w:eastAsia="Times New Roman" w:hAnsi="Courier New" w:cs="Courier New"/>
+          <w:sz w:val="20"/>
+          <w:szCs w:val="20"/>
+          <w:lang w:eastAsia="fr-FR"/>
+        </w:rPr>
+        <w:t>0) soit illimité dans</w:t>
+      </w:r>
+    </w:p>
+    <w:p>
+      <w:pPr>
+        <w:tabs>
+          <w:tab w:val="left" w:pos="916"/>
+          <w:tab w:val="left" w:pos="1832"/>
+          <w:tab w:val="left" w:pos="2748"/>
+          <w:tab w:val="left" w:pos="3664"/>
+          <w:tab w:val="left" w:pos="4580"/>
+          <w:tab w:val="left" w:pos="5496"/>
+          <w:tab w:val="left" w:pos="6412"/>
+          <w:tab w:val="left" w:pos="7328"/>
+          <w:tab w:val="left" w:pos="8244"/>
+          <w:tab w:val="left" w:pos="9160"/>
+          <w:tab w:val="left" w:pos="10076"/>
+          <w:tab w:val="left" w:pos="10992"/>
+          <w:tab w:val="left" w:pos="11908"/>
+          <w:tab w:val="left" w:pos="12824"/>
+          <w:tab w:val="left" w:pos="13740"/>
+          <w:tab w:val="left" w:pos="14656"/>
+        </w:tabs>
+        <w:spacing w:after="0" w:line="240" w:lineRule="auto"/>
+        <w:rPr>
+          <w:rFonts w:ascii="Courier New" w:eastAsia="Times New Roman" w:hAnsi="Courier New" w:cs="Courier New"/>
+          <w:sz w:val="20"/>
+          <w:szCs w:val="20"/>
+          <w:lang w:eastAsia="fr-FR"/>
+        </w:rPr>
+      </w:pPr>
+      <w:proofErr w:type="gramStart"/>
+      <w:r>
+        <w:rPr>
+          <w:rFonts w:ascii="Courier New" w:eastAsia="Times New Roman" w:hAnsi="Courier New" w:cs="Courier New"/>
+          <w:sz w:val="20"/>
+          <w:szCs w:val="20"/>
+          <w:lang w:eastAsia="fr-FR"/>
+        </w:rPr>
+        <w:t>signe</w:t>
+      </w:r>
+      <w:proofErr w:type="gramEnd"/>
+      <w:r>
+        <w:rPr>
+          <w:rFonts w:ascii="Courier New" w:eastAsia="Times New Roman" w:hAnsi="Courier New" w:cs="Courier New"/>
+          <w:sz w:val="20"/>
+          <w:szCs w:val="20"/>
+          <w:lang w:eastAsia="fr-FR"/>
+        </w:rPr>
+        <w:t xml:space="preserve"> (</w:t>
+      </w:r>
+      <w:proofErr w:type="spellStart"/>
+      <w:r>
+        <w:rPr>
+          <w:rFonts w:ascii="Courier New" w:eastAsia="Times New Roman" w:hAnsi="Courier New" w:cs="Courier New"/>
+          <w:sz w:val="20"/>
+          <w:szCs w:val="20"/>
+          <w:lang w:eastAsia="fr-FR"/>
         </w:rPr>
         <w:t>urs</w:t>
       </w:r>
       <w:proofErr w:type="spellEnd"/>
       <w:r>
         <w:rPr>
-          <w:rStyle w:val="jlqj4b"/>
-        </w:rPr>
-        <w:t xml:space="preserve">. D'autres utilisations des variables </w:t>
-      </w:r>
-      <w:proofErr w:type="spellStart"/>
-      <w:r>
-        <w:rPr>
-          <w:rStyle w:val="jlqj4b"/>
-        </w:rPr>
-        <w:t>urs</w:t>
-      </w:r>
-      <w:proofErr w:type="spellEnd"/>
-      <w:r>
-        <w:rPr>
-          <w:rStyle w:val="jlqj4b"/>
-        </w:rPr>
-        <w:t xml:space="preserve"> sont discutées dans la section 4.12. La combinaison des restrictions de signe x1 0 et x2 0 avec la fonction objectif (1) et les contraintes (2) - (4) donne le modèle d'optimisation suivant</w:t>
-      </w:r>
+          <w:rFonts w:ascii="Courier New" w:eastAsia="Times New Roman" w:hAnsi="Courier New" w:cs="Courier New"/>
+          <w:sz w:val="20"/>
+          <w:szCs w:val="20"/>
+          <w:lang w:eastAsia="fr-FR"/>
+        </w:rPr>
+        <w:t>).</w:t>
+      </w:r>
+    </w:p>
+    <w:p>
+      <w:pPr>
+        <w:tabs>
+          <w:tab w:val="left" w:pos="2076"/>
+        </w:tabs>
+      </w:pPr>
+    </w:p>
+    <w:p>
+      <w:pPr>
+        <w:tabs>
+          <w:tab w:val="left" w:pos="2076"/>
+        </w:tabs>
+      </w:pPr>
+    </w:p>
+    <w:p>
+      <w:pPr>
+        <w:tabs>
+          <w:tab w:val="left" w:pos="2076"/>
+        </w:tabs>
+      </w:pPr>
+    </w:p>
+    <w:p>
+      <w:pPr>
+        <w:tabs>
+          <w:tab w:val="left" w:pos="2076"/>
+        </w:tabs>
+      </w:pPr>
+    </w:p>
+    <w:p>
+      <w:pPr>
+        <w:tabs>
+          <w:tab w:val="left" w:pos="2076"/>
+        </w:tabs>
+      </w:pPr>
     </w:p>
     <w:sectPr>
       <w:pgSz w:w="11906" w:h="16838"/>
@@ -3624,6 +4867,56 @@
     <w:basedOn w:val="Policepardfaut"/>
     <w:rsid w:val="00A566CE"/>
   </w:style>
+  <w:style w:type="paragraph" w:styleId="PrformatHTML">
+    <w:name w:val="HTML Preformatted"/>
+    <w:basedOn w:val="Normal"/>
+    <w:link w:val="PrformatHTMLCar"/>
+    <w:uiPriority w:val="99"/>
+    <w:semiHidden/>
+    <w:unhideWhenUsed/>
+    <w:rsid w:val="00B1203D"/>
+    <w:pPr>
+      <w:tabs>
+        <w:tab w:val="left" w:pos="916"/>
+        <w:tab w:val="left" w:pos="1832"/>
+        <w:tab w:val="left" w:pos="2748"/>
+        <w:tab w:val="left" w:pos="3664"/>
+        <w:tab w:val="left" w:pos="4580"/>
+        <w:tab w:val="left" w:pos="5496"/>
+        <w:tab w:val="left" w:pos="6412"/>
+        <w:tab w:val="left" w:pos="7328"/>
+        <w:tab w:val="left" w:pos="8244"/>
+        <w:tab w:val="left" w:pos="9160"/>
+        <w:tab w:val="left" w:pos="10076"/>
+        <w:tab w:val="left" w:pos="10992"/>
+        <w:tab w:val="left" w:pos="11908"/>
+        <w:tab w:val="left" w:pos="12824"/>
+        <w:tab w:val="left" w:pos="13740"/>
+        <w:tab w:val="left" w:pos="14656"/>
+      </w:tabs>
+      <w:spacing w:after="0" w:line="240" w:lineRule="auto"/>
+    </w:pPr>
+    <w:rPr>
+      <w:rFonts w:ascii="Courier New" w:eastAsia="Times New Roman" w:hAnsi="Courier New" w:cs="Courier New"/>
+      <w:sz w:val="20"/>
+      <w:szCs w:val="20"/>
+      <w:lang w:eastAsia="fr-FR"/>
+    </w:rPr>
+  </w:style>
+  <w:style w:type="character" w:customStyle="1" w:styleId="PrformatHTMLCar">
+    <w:name w:val="Préformaté HTML Car"/>
+    <w:basedOn w:val="Policepardfaut"/>
+    <w:link w:val="PrformatHTML"/>
+    <w:uiPriority w:val="99"/>
+    <w:semiHidden/>
+    <w:rsid w:val="00B1203D"/>
+    <w:rPr>
+      <w:rFonts w:ascii="Courier New" w:eastAsia="Times New Roman" w:hAnsi="Courier New" w:cs="Courier New"/>
+      <w:sz w:val="20"/>
+      <w:szCs w:val="20"/>
+      <w:lang w:eastAsia="fr-FR"/>
+    </w:rPr>
+  </w:style>
 </w:styles>
 </file>
 
